--- a/docs/governance/guide-gouvernance-ca.docx
+++ b/docs/governance/guide-gouvernance-ca.docx
@@ -31,7 +31,7 @@
         <w:pStyle w:val="Date"/>
       </w:pPr>
       <w:r>
-        <w:t xml:space="preserve">Versió 1.1 — 5 de juny de 2026</w:t>
+        <w:t xml:space="preserve">Versió 1.2 — 1 de setembre de 2026</w:t>
       </w:r>
     </w:p>
     <w:bookmarkStart w:id="13" w:name="pròleg"/>
@@ -2316,13 +2316,13 @@
       </w:r>
     </w:p>
     <w:bookmarkEnd w:id="28"/>
-    <w:bookmarkStart w:id="29" w:name="els-cinc-estatuts-duna-membership"/>
+    <w:bookmarkStart w:id="29" w:name="els-estatuts-duna-membership"/>
     <w:p>
       <w:pPr>
         <w:pStyle w:val="Heading2"/>
       </w:pPr>
       <w:r>
-        <w:t xml:space="preserve">3.2. Els cinc estatuts d’una membership</w:t>
+        <w:t xml:space="preserve">3.2. Els estatuts d’una membership</w:t>
       </w:r>
     </w:p>
     <w:p>
@@ -2361,7 +2361,7 @@
         <w:t xml:space="preserve"> </w:t>
       </w:r>
       <w:r>
-        <w:t xml:space="preserve">que expressa l’estat de la delegació en un moment donat. Cinc estatuts són possibles:</w:t>
+        <w:t xml:space="preserve">que expressa l’estat de la delegació en un moment donat. Els estatuts que concerneixen la governança:</w:t>
       </w:r>
     </w:p>
     <w:p>
@@ -2393,7 +2393,7 @@
           <w:b/>
           <w:bCs/>
         </w:rPr>
-        <w:t xml:space="preserve">pending</w:t>
+        <w:t xml:space="preserve">pending_validation</w:t>
       </w:r>
       <w:r>
         <w:t xml:space="preserve"> </w:t>
@@ -2515,13 +2515,80 @@
         <w:rPr>
           <w:rStyle w:val="VerbatimChar"/>
         </w:rPr>
+        <w:t xml:space="preserve">removed</w:t>
+      </w:r>
+      <w:r>
+        <w:t xml:space="preserve"> </w:t>
+      </w:r>
+      <w:r>
+        <w:t xml:space="preserve">a J+7.</w:t>
+      </w:r>
+    </w:p>
+    <w:p>
+      <w:pPr>
+        <w:pStyle w:val="BodyText"/>
+      </w:pPr>
+      <w:r>
+        <w:rPr>
+          <w:rStyle w:val="VerbatimChar"/>
+          <w:b/>
+          <w:bCs/>
+        </w:rPr>
+        <w:t xml:space="preserve">vacated</w:t>
+      </w:r>
+      <w:r>
+        <w:t xml:space="preserve"> </w:t>
+      </w:r>
+      <w:r>
+        <w:t xml:space="preserve">—</w:t>
+      </w:r>
+      <w:r>
+        <w:t xml:space="preserve"> </w:t>
+      </w:r>
+      <w:r>
+        <w:rPr>
+          <w:b/>
+          <w:bCs/>
+        </w:rPr>
+        <w:t xml:space="preserve">Rol deixat voluntàriament.</w:t>
+      </w:r>
+      <w:r>
+        <w:t xml:space="preserve"> </w:t>
+      </w:r>
+      <w:r>
+        <w:t xml:space="preserve">El posa l’auto-retrogradació (« faig el relleu », dret P3). La persona ha decidit — aquest estatut diu precisament això, i res més.</w:t>
+      </w:r>
+      <w:r>
+        <w:t xml:space="preserve"> </w:t>
+      </w:r>
+      <w:r>
+        <w:rPr>
+          <w:i/>
+          <w:iCs/>
+        </w:rPr>
+        <w:t xml:space="preserve">(Distinció introduïda l’01/09/2026: abans d’aquesta data, la sortida voluntària posava</w:t>
+      </w:r>
+      <w:r>
+        <w:rPr>
+          <w:i/>
+          <w:iCs/>
+        </w:rPr>
+        <w:t xml:space="preserve"> </w:t>
+      </w:r>
+      <w:r>
+        <w:rPr>
+          <w:rStyle w:val="VerbatimChar"/>
+          <w:i/>
+          <w:iCs/>
+        </w:rPr>
         <w:t xml:space="preserve">inactive</w:t>
       </w:r>
       <w:r>
-        <w:t xml:space="preserve"> </w:t>
-      </w:r>
-      <w:r>
-        <w:t xml:space="preserve">a J+7.</w:t>
+        <w:rPr>
+          <w:i/>
+          <w:iCs/>
+        </w:rPr>
+        <w:t xml:space="preserve">, confonent-la amb un compte abandonat.)</w:t>
       </w:r>
     </w:p>
     <w:p>
@@ -2534,13 +2601,133 @@
           <w:b/>
           <w:bCs/>
         </w:rPr>
+        <w:t xml:space="preserve">removed</w:t>
+      </w:r>
+      <w:r>
+        <w:t xml:space="preserve"> </w:t>
+      </w:r>
+      <w:r>
+        <w:t xml:space="preserve">— Membership tancada per una decisió o un mecanisme del SIGB: fi de la carència d’una retirada (J+7), o tancament de la línia de rang inferior en una promoció (rol exclusiu, cf. §5.6).</w:t>
+      </w:r>
+    </w:p>
+    <w:p>
+      <w:pPr>
+        <w:pStyle w:val="BodyText"/>
+      </w:pPr>
+      <w:r>
+        <w:rPr>
+          <w:rStyle w:val="VerbatimChar"/>
+          <w:b/>
+          <w:bCs/>
+        </w:rPr>
         <w:t xml:space="preserve">inactive</w:t>
       </w:r>
       <w:r>
         <w:t xml:space="preserve"> </w:t>
       </w:r>
       <w:r>
-        <w:t xml:space="preserve">— Membership tancada. La persona ja no és a l’equip. Cap accés. Diversos orígens possibles: sortida voluntària, fi de carència, compte abandonat (automàtic als 9 mesos).</w:t>
+        <w:t xml:space="preserve">—</w:t>
+      </w:r>
+      <w:r>
+        <w:t xml:space="preserve"> </w:t>
+      </w:r>
+      <w:r>
+        <w:rPr>
+          <w:b/>
+          <w:bCs/>
+        </w:rPr>
+        <w:t xml:space="preserve">Compte abandonat.</w:t>
+      </w:r>
+      <w:r>
+        <w:t xml:space="preserve"> </w:t>
+      </w:r>
+      <w:r>
+        <w:t xml:space="preserve">El posa únicament el cron de sortida automàtica, després de 9 mesos sense connexió (T9). La persona no ha decidit res: ha desaparegut.</w:t>
+      </w:r>
+    </w:p>
+    <w:p>
+      <w:pPr>
+        <w:pStyle w:val="BodyText"/>
+      </w:pPr>
+      <w:r>
+        <w:rPr>
+          <w:i/>
+          <w:iCs/>
+        </w:rPr>
+        <w:t xml:space="preserve">(La taula porta també alguns estatuts propis dels recorreguts d’inscripció i circulació —</w:t>
+      </w:r>
+      <w:r>
+        <w:rPr>
+          <w:i/>
+          <w:iCs/>
+        </w:rPr>
+        <w:t xml:space="preserve"> </w:t>
+      </w:r>
+      <w:r>
+        <w:rPr>
+          <w:rStyle w:val="VerbatimChar"/>
+          <w:i/>
+          <w:iCs/>
+        </w:rPr>
+        <w:t xml:space="preserve">refused</w:t>
+      </w:r>
+      <w:r>
+        <w:rPr>
+          <w:i/>
+          <w:iCs/>
+        </w:rPr>
+        <w:t xml:space="preserve">,</w:t>
+      </w:r>
+      <w:r>
+        <w:rPr>
+          <w:i/>
+          <w:iCs/>
+        </w:rPr>
+        <w:t xml:space="preserve"> </w:t>
+      </w:r>
+      <w:r>
+        <w:rPr>
+          <w:rStyle w:val="VerbatimChar"/>
+          <w:i/>
+          <w:iCs/>
+        </w:rPr>
+        <w:t xml:space="preserve">left_with_pending_circulation</w:t>
+      </w:r>
+      <w:r>
+        <w:rPr>
+          <w:i/>
+          <w:iCs/>
+        </w:rPr>
+        <w:t xml:space="preserve">,</w:t>
+      </w:r>
+      <w:r>
+        <w:rPr>
+          <w:i/>
+          <w:iCs/>
+        </w:rPr>
+        <w:t xml:space="preserve"> </w:t>
+      </w:r>
+      <w:r>
+        <w:rPr>
+          <w:rStyle w:val="VerbatimChar"/>
+          <w:i/>
+          <w:iCs/>
+        </w:rPr>
+        <w:t xml:space="preserve">terminated</w:t>
+      </w:r>
+      <w:r>
+        <w:rPr>
+          <w:i/>
+          <w:iCs/>
+        </w:rPr>
+        <w:t xml:space="preserve"> </w:t>
+      </w:r>
+      <w:r>
+        <w:rPr>
+          <w:i/>
+          <w:iCs/>
+        </w:rPr>
+        <w:t xml:space="preserve">— que no pertanyen a la governança d’equip i no es tracten en aquesta guia.)</w:t>
       </w:r>
     </w:p>
     <w:bookmarkEnd w:id="29"/>
@@ -2605,7 +2792,7 @@
         <w:rPr>
           <w:rStyle w:val="VerbatimChar"/>
         </w:rPr>
-        <w:t xml:space="preserve">              ┌───────────────┼───────────────┐    │</w:t>
+        <w:t xml:space="preserve">        ┌──────────────┬──────┴────────┬───────────│──────┐</w:t>
       </w:r>
       <w:r>
         <w:br/>
@@ -2614,7 +2801,7 @@
         <w:rPr>
           <w:rStyle w:val="VerbatimChar"/>
         </w:rPr>
-        <w:t xml:space="preserve">              ▼               ▼               ▼    │</w:t>
+        <w:t xml:space="preserve">        ▼              ▼               ▼           │      ▼</w:t>
       </w:r>
       <w:r>
         <w:br/>
@@ -2623,7 +2810,7 @@
         <w:rPr>
           <w:rStyle w:val="VerbatimChar"/>
         </w:rPr>
-        <w:t xml:space="preserve">       ┌─────────────┐  ┌─────────────┐  ┌─────────┴────┐</w:t>
+        <w:t xml:space="preserve"> ┌─────────────┐ ┌─────────────┐ ┌────────────┐    │ ┌────────────┐</w:t>
       </w:r>
       <w:r>
         <w:br/>
@@ -2632,7 +2819,7 @@
         <w:rPr>
           <w:rStyle w:val="VerbatimChar"/>
         </w:rPr>
-        <w:t xml:space="preserve">       │  suspended  │  │ pending_    │  │  inactive    │</w:t>
+        <w:t xml:space="preserve"> │  suspended  │ │ pending_    │ │  vacated   │    │ │  inactive  │</w:t>
       </w:r>
       <w:r>
         <w:br/>
@@ -2641,7 +2828,7 @@
         <w:rPr>
           <w:rStyle w:val="VerbatimChar"/>
         </w:rPr>
-        <w:t xml:space="preserve">       │             │  │ removal     │  │              │</w:t>
+        <w:t xml:space="preserve"> │             │ │ removal     │ │ (P3, auto) │    │ │ (T9, cron) │</w:t>
       </w:r>
       <w:r>
         <w:br/>
@@ -2650,7 +2837,7 @@
         <w:rPr>
           <w:rStyle w:val="VerbatimChar"/>
         </w:rPr>
-        <w:t xml:space="preserve">       └──────┬──────┘  └──────┬──────┘  └──────────────┘</w:t>
+        <w:t xml:space="preserve"> └──────┬──────┘ └──────┬──────┘ └────────────┘    │ └────────────┘</w:t>
       </w:r>
       <w:r>
         <w:br/>
@@ -2659,7 +2846,7 @@
         <w:rPr>
           <w:rStyle w:val="VerbatimChar"/>
         </w:rPr>
-        <w:t xml:space="preserve">              │                │</w:t>
+        <w:t xml:space="preserve">        │               │                          │</w:t>
       </w:r>
       <w:r>
         <w:br/>
@@ -2668,7 +2855,7 @@
         <w:rPr>
           <w:rStyle w:val="VerbatimChar"/>
         </w:rPr>
-        <w:t xml:space="preserve">              │ aixecament     │ cancel·lació</w:t>
+        <w:t xml:space="preserve">        │ aixecament    │ cancel·lació             │</w:t>
       </w:r>
       <w:r>
         <w:br/>
@@ -2677,7 +2864,7 @@
         <w:rPr>
           <w:rStyle w:val="VerbatimChar"/>
         </w:rPr>
-        <w:t xml:space="preserve">              └────────────────┴────────────┐</w:t>
+        <w:t xml:space="preserve">        └───────────────┴──────────────────────────┘</w:t>
       </w:r>
       <w:r>
         <w:br/>
@@ -2686,7 +2873,7 @@
         <w:rPr>
           <w:rStyle w:val="VerbatimChar"/>
         </w:rPr>
-        <w:t xml:space="preserve">                               │            │</w:t>
+        <w:t xml:space="preserve">                        │</w:t>
       </w:r>
       <w:r>
         <w:br/>
@@ -2695,7 +2882,7 @@
         <w:rPr>
           <w:rStyle w:val="VerbatimChar"/>
         </w:rPr>
-        <w:t xml:space="preserve">                               ▼ (J+7)      ▼</w:t>
+        <w:t xml:space="preserve">                        ▼ (J+7)</w:t>
       </w:r>
       <w:r>
         <w:br/>
@@ -2704,7 +2891,7 @@
         <w:rPr>
           <w:rStyle w:val="VerbatimChar"/>
         </w:rPr>
-        <w:t xml:space="preserve">                        ┌──────────────┐</w:t>
+        <w:t xml:space="preserve">                 ┌──────────────┐</w:t>
       </w:r>
       <w:r>
         <w:br/>
@@ -2713,7 +2900,7 @@
         <w:rPr>
           <w:rStyle w:val="VerbatimChar"/>
         </w:rPr>
-        <w:t xml:space="preserve">                        │   inactive   │</w:t>
+        <w:t xml:space="preserve">                 │   removed    │</w:t>
       </w:r>
       <w:r>
         <w:br/>
@@ -2722,7 +2909,7 @@
         <w:rPr>
           <w:rStyle w:val="VerbatimChar"/>
         </w:rPr>
-        <w:t xml:space="preserve">                        └──────────────┘</w:t>
+        <w:t xml:space="preserve">                 └──────────────┘</w:t>
       </w:r>
     </w:p>
     <w:p>
@@ -2752,7 +2939,50 @@
         <w:t xml:space="preserve"> </w:t>
       </w:r>
       <w:r>
-        <w:t xml:space="preserve">es pot passar directament de</w:t>
+        <w:t xml:space="preserve">es pot excloure un-a librarian d’un sol gest per decisió unilateral d’un-a altre-a coord. Cal passar per</w:t>
+      </w:r>
+      <w:r>
+        <w:t xml:space="preserve"> </w:t>
+      </w:r>
+      <w:r>
+        <w:rPr>
+          <w:rStyle w:val="VerbatimChar"/>
+        </w:rPr>
+        <w:t xml:space="preserve">pending_removal</w:t>
+      </w:r>
+      <w:r>
+        <w:t xml:space="preserve"> </w:t>
+      </w:r>
+      <w:r>
+        <w:t xml:space="preserve">i esperar la carència (o que la persona es retrogradi ella mateixa).</w:t>
+      </w:r>
+    </w:p>
+    <w:p>
+      <w:pPr>
+        <w:pStyle w:val="Compact"/>
+        <w:numPr>
+          <w:ilvl w:val="0"/>
+          <w:numId w:val="1013"/>
+        </w:numPr>
+      </w:pPr>
+      <w:r>
+        <w:t xml:space="preserve">Es pot</w:t>
+      </w:r>
+      <w:r>
+        <w:t xml:space="preserve"> </w:t>
+      </w:r>
+      <w:r>
+        <w:rPr>
+          <w:b/>
+          <w:bCs/>
+        </w:rPr>
+        <w:t xml:space="preserve">sempre</w:t>
+      </w:r>
+      <w:r>
+        <w:t xml:space="preserve"> </w:t>
+      </w:r>
+      <w:r>
+        <w:t xml:space="preserve">deixar voluntàriament el propi rol</w:t>
       </w:r>
       <w:r>
         <w:t xml:space="preserve"> </w:t>
@@ -2767,7 +2997,83 @@
         <w:t xml:space="preserve"> </w:t>
       </w:r>
       <w:r>
-        <w:t xml:space="preserve">a</w:t>
+        <w:t xml:space="preserve">(auto-retro, dret P3): la línia passa a</w:t>
+      </w:r>
+      <w:r>
+        <w:t xml:space="preserve"> </w:t>
+      </w:r>
+      <w:r>
+        <w:rPr>
+          <w:rStyle w:val="VerbatimChar"/>
+        </w:rPr>
+        <w:t xml:space="preserve">vacated</w:t>
+      </w:r>
+      <w:r>
+        <w:t xml:space="preserve">, immediatament.</w:t>
+      </w:r>
+    </w:p>
+    <w:p>
+      <w:pPr>
+        <w:pStyle w:val="Compact"/>
+        <w:numPr>
+          <w:ilvl w:val="0"/>
+          <w:numId w:val="1013"/>
+        </w:numPr>
+      </w:pPr>
+      <w:r>
+        <w:rPr>
+          <w:rStyle w:val="VerbatimChar"/>
+        </w:rPr>
+        <w:t xml:space="preserve">suspended</w:t>
+      </w:r>
+      <w:r>
+        <w:t xml:space="preserve"> </w:t>
+      </w:r>
+      <w:r>
+        <w:rPr>
+          <w:b/>
+          <w:bCs/>
+        </w:rPr>
+        <w:t xml:space="preserve">no</w:t>
+      </w:r>
+      <w:r>
+        <w:t xml:space="preserve"> </w:t>
+      </w:r>
+      <w:r>
+        <w:t xml:space="preserve">té durada màxima. No és una carència abans de l’exclusió, és una mesura cautelar — dura el temps de la deliberació.</w:t>
+      </w:r>
+    </w:p>
+    <w:p>
+      <w:pPr>
+        <w:pStyle w:val="Compact"/>
+        <w:numPr>
+          <w:ilvl w:val="0"/>
+          <w:numId w:val="1013"/>
+        </w:numPr>
+      </w:pPr>
+      <w:r>
+        <w:t xml:space="preserve">D’un estatut tancat (</w:t>
+      </w:r>
+      <w:r>
+        <w:rPr>
+          <w:rStyle w:val="VerbatimChar"/>
+        </w:rPr>
+        <w:t xml:space="preserve">vacated</w:t>
+      </w:r>
+      <w:r>
+        <w:t xml:space="preserve">,</w:t>
+      </w:r>
+      <w:r>
+        <w:t xml:space="preserve"> </w:t>
+      </w:r>
+      <w:r>
+        <w:rPr>
+          <w:rStyle w:val="VerbatimChar"/>
+        </w:rPr>
+        <w:t xml:space="preserve">removed</w:t>
+      </w:r>
+      <w:r>
+        <w:t xml:space="preserve">,</w:t>
       </w:r>
       <w:r>
         <w:t xml:space="preserve"> </w:t>
@@ -2779,53 +3085,23 @@
         <w:t xml:space="preserve">inactive</w:t>
       </w:r>
       <w:r>
-        <w:t xml:space="preserve"> </w:t>
-      </w:r>
-      <w:r>
-        <w:t xml:space="preserve">per a un-a librarian per decisió unilateral d’un-a altre-a coord. Cal passar per</w:t>
-      </w:r>
-      <w:r>
-        <w:t xml:space="preserve"> </w:t>
-      </w:r>
-      <w:r>
-        <w:rPr>
-          <w:rStyle w:val="VerbatimChar"/>
-        </w:rPr>
-        <w:t xml:space="preserve">pending_removal</w:t>
-      </w:r>
-      <w:r>
-        <w:t xml:space="preserve"> </w:t>
-      </w:r>
-      <w:r>
-        <w:t xml:space="preserve">i esperar la carència (o que la persona es retrogradi ella mateixa).</w:t>
-      </w:r>
-    </w:p>
-    <w:p>
-      <w:pPr>
-        <w:pStyle w:val="Compact"/>
-        <w:numPr>
-          <w:ilvl w:val="0"/>
-          <w:numId w:val="1013"/>
-        </w:numPr>
-      </w:pPr>
-      <w:r>
-        <w:t xml:space="preserve">Es pot</w:t>
-      </w:r>
-      <w:r>
-        <w:t xml:space="preserve"> </w:t>
-      </w:r>
-      <w:r>
-        <w:rPr>
-          <w:b/>
-          <w:bCs/>
-        </w:rPr>
-        <w:t xml:space="preserve">sempre</w:t>
-      </w:r>
-      <w:r>
-        <w:t xml:space="preserve"> </w:t>
-      </w:r>
-      <w:r>
-        <w:t xml:space="preserve">passar del propi estatut</w:t>
+        <w:t xml:space="preserve">),</w:t>
+      </w:r>
+      <w:r>
+        <w:t xml:space="preserve"> </w:t>
+      </w:r>
+      <w:r>
+        <w:rPr>
+          <w:b/>
+          <w:bCs/>
+        </w:rPr>
+        <w:t xml:space="preserve">no es torna</w:t>
+      </w:r>
+      <w:r>
+        <w:t xml:space="preserve"> </w:t>
+      </w:r>
+      <w:r>
+        <w:t xml:space="preserve">directament a</w:t>
       </w:r>
       <w:r>
         <w:t xml:space="preserve"> </w:t>
@@ -2837,108 +3113,7 @@
         <w:t xml:space="preserve">active</w:t>
       </w:r>
       <w:r>
-        <w:t xml:space="preserve"> </w:t>
-      </w:r>
-      <w:r>
-        <w:t xml:space="preserve">a</w:t>
-      </w:r>
-      <w:r>
-        <w:t xml:space="preserve"> </w:t>
-      </w:r>
-      <w:r>
-        <w:rPr>
-          <w:rStyle w:val="VerbatimChar"/>
-        </w:rPr>
-        <w:t xml:space="preserve">inactive</w:t>
-      </w:r>
-      <w:r>
-        <w:t xml:space="preserve"> </w:t>
-      </w:r>
-      <w:r>
-        <w:t xml:space="preserve">(auto-retro, dret P3).</w:t>
-      </w:r>
-    </w:p>
-    <w:p>
-      <w:pPr>
-        <w:pStyle w:val="Compact"/>
-        <w:numPr>
-          <w:ilvl w:val="0"/>
-          <w:numId w:val="1013"/>
-        </w:numPr>
-      </w:pPr>
-      <w:r>
-        <w:rPr>
-          <w:rStyle w:val="VerbatimChar"/>
-        </w:rPr>
-        <w:t xml:space="preserve">suspended</w:t>
-      </w:r>
-      <w:r>
-        <w:t xml:space="preserve"> </w:t>
-      </w:r>
-      <w:r>
-        <w:rPr>
-          <w:b/>
-          <w:bCs/>
-        </w:rPr>
-        <w:t xml:space="preserve">no</w:t>
-      </w:r>
-      <w:r>
-        <w:t xml:space="preserve"> </w:t>
-      </w:r>
-      <w:r>
-        <w:t xml:space="preserve">té durada màxima. No és una carència abans de l’exclusió, és una mesura cautelar — dura el temps de la deliberació.</w:t>
-      </w:r>
-    </w:p>
-    <w:p>
-      <w:pPr>
-        <w:pStyle w:val="Compact"/>
-        <w:numPr>
-          <w:ilvl w:val="0"/>
-          <w:numId w:val="1013"/>
-        </w:numPr>
-      </w:pPr>
-      <w:r>
-        <w:t xml:space="preserve">De</w:t>
-      </w:r>
-      <w:r>
-        <w:t xml:space="preserve"> </w:t>
-      </w:r>
-      <w:r>
-        <w:rPr>
-          <w:rStyle w:val="VerbatimChar"/>
-        </w:rPr>
-        <w:t xml:space="preserve">inactive</w:t>
-      </w:r>
-      <w:r>
-        <w:t xml:space="preserve">,</w:t>
-      </w:r>
-      <w:r>
-        <w:t xml:space="preserve"> </w:t>
-      </w:r>
-      <w:r>
-        <w:rPr>
-          <w:b/>
-          <w:bCs/>
-        </w:rPr>
-        <w:t xml:space="preserve">no es torna</w:t>
-      </w:r>
-      <w:r>
-        <w:t xml:space="preserve"> </w:t>
-      </w:r>
-      <w:r>
-        <w:t xml:space="preserve">a</w:t>
-      </w:r>
-      <w:r>
-        <w:t xml:space="preserve"> </w:t>
-      </w:r>
-      <w:r>
-        <w:rPr>
-          <w:rStyle w:val="VerbatimChar"/>
-        </w:rPr>
-        <w:t xml:space="preserve">active</w:t>
-      </w:r>
-      <w:r>
-        <w:t xml:space="preserve">. Per reintegrar una persona, es crea una nova fila de membership. L’historial es preserva.</w:t>
+        <w:t xml:space="preserve">. Per reintegrar una persona, es passa pel circuit normal — que reactiva la línia tancada o en crea una de nova. L’historial es preserva.</w:t>
       </w:r>
     </w:p>
     <w:bookmarkEnd w:id="30"/>
@@ -6239,7 +6414,7 @@
         <w:rPr>
           <w:rStyle w:val="VerbatimChar"/>
         </w:rPr>
-        <w:t xml:space="preserve">status='pending'</w:t>
+        <w:t xml:space="preserve">status='pending_validation'</w:t>
       </w:r>
       <w:r>
         <w:t xml:space="preserve">. Rep un correu explicant que ha de venir a presentar-se físicament a la biblio.</w:t>
@@ -6841,13 +7016,40 @@
           <w:b/>
           <w:bCs/>
         </w:rPr>
-        <w:t xml:space="preserve">El multi-membership</w:t>
-      </w:r>
-      <w:r>
-        <w:t xml:space="preserve"> </w:t>
-      </w:r>
-      <w:r>
-        <w:t xml:space="preserve">(§5.6). Penseu que és innecessàriament complex i que caldria un sol rol per persona per biblio. És una decisió de model de dades, més estructurant del que sembla. A portar amb les dev.</w:t>
+        <w:t xml:space="preserve">El rol exclusiu</w:t>
+      </w:r>
+      <w:r>
+        <w:t xml:space="preserve"> </w:t>
+      </w:r>
+      <w:r>
+        <w:t xml:space="preserve">(§5.6). Penseu que una persona hauria de poder acumular diversos rols actius a la mateixa biblio (ser alhora</w:t>
+      </w:r>
+      <w:r>
+        <w:t xml:space="preserve"> </w:t>
+      </w:r>
+      <w:r>
+        <w:rPr>
+          <w:rStyle w:val="VerbatimChar"/>
+        </w:rPr>
+        <w:t xml:space="preserve">librarian</w:t>
+      </w:r>
+      <w:r>
+        <w:t xml:space="preserve"> </w:t>
+      </w:r>
+      <w:r>
+        <w:t xml:space="preserve">i</w:t>
+      </w:r>
+      <w:r>
+        <w:t xml:space="preserve"> </w:t>
+      </w:r>
+      <w:r>
+        <w:rPr>
+          <w:rStyle w:val="VerbatimChar"/>
+        </w:rPr>
+        <w:t xml:space="preserve">coordenador</w:t>
+      </w:r>
+      <w:r>
+        <w:t xml:space="preserve">, per exemple). És una decisió de model de dades, més estructurant del que sembla — i ja es va decidir en l’altre sentit el maig de 2026. A portar amb les dev.</w:t>
       </w:r>
     </w:p>
     <w:p>
@@ -7293,10 +7495,38 @@
         <w:rPr>
           <w:rStyle w:val="VerbatimChar"/>
         </w:rPr>
+        <w:t xml:space="preserve">vacated</w:t>
+      </w:r>
+      <w:r>
+        <w:t xml:space="preserve"> </w:t>
+      </w:r>
+      <w:r>
+        <w:t xml:space="preserve">— l’estatut del rol</w:t>
+      </w:r>
+      <w:r>
+        <w:t xml:space="preserve"> </w:t>
+      </w:r>
+      <w:r>
+        <w:rPr>
+          <w:b/>
+          <w:bCs/>
+        </w:rPr>
+        <w:t xml:space="preserve">deixat voluntàriament</w:t>
+      </w:r>
+      <w:r>
+        <w:t xml:space="preserve">, distint de l’</w:t>
+      </w:r>
+      <w:r>
+        <w:rPr>
+          <w:rStyle w:val="VerbatimChar"/>
+        </w:rPr>
         <w:t xml:space="preserve">inactive</w:t>
       </w:r>
       <w:r>
-        <w:t xml:space="preserve">.</w:t>
+        <w:t xml:space="preserve"> </w:t>
+      </w:r>
+      <w:r>
+        <w:t xml:space="preserve">del compte abandonat.</w:t>
       </w:r>
     </w:p>
     <w:p>
@@ -7308,7 +7538,7 @@
         </w:numPr>
       </w:pPr>
       <w:r>
-        <w:t xml:space="preserve">Si no teníeu ja la membership de destinació (</w:t>
+        <w:t xml:space="preserve">La vostra línia de rang inferior (</w:t>
       </w:r>
       <w:r>
         <w:rPr>
@@ -7332,7 +7562,7 @@
         <w:t xml:space="preserve">librarian</w:t>
       </w:r>
       <w:r>
-        <w:t xml:space="preserve">), es crea a</w:t>
+        <w:t xml:space="preserve">, segons l’aterratge triat) es reactiva si existia — o es crea a</w:t>
       </w:r>
       <w:r>
         <w:t xml:space="preserve"> </w:t>
@@ -7344,7 +7574,10 @@
         <w:t xml:space="preserve">active</w:t>
       </w:r>
       <w:r>
-        <w:t xml:space="preserve">.</w:t>
+        <w:t xml:space="preserve"> </w:t>
+      </w:r>
+      <w:r>
+        <w:t xml:space="preserve">altrament.</w:t>
       </w:r>
     </w:p>
     <w:p>
@@ -7442,7 +7675,7 @@
         <w:rPr>
           <w:rStyle w:val="VerbatimChar"/>
         </w:rPr>
-        <w:t xml:space="preserve">inactive</w:t>
+        <w:t xml:space="preserve">vacated</w:t>
       </w:r>
       <w:r>
         <w:t xml:space="preserve">.</w:t>
@@ -8122,10 +8355,25 @@
         <w:rPr>
           <w:rStyle w:val="VerbatimChar"/>
         </w:rPr>
-        <w:t xml:space="preserve">inactive</w:t>
-      </w:r>
-      <w:r>
-        <w:t xml:space="preserve">.</w:t>
+        <w:t xml:space="preserve">removed</w:t>
+      </w:r>
+      <w:r>
+        <w:t xml:space="preserve">. La línia de rang inferior (tancada a la promoció, cf. rol exclusiu §5.6) es reactiva — o es crea una línia</w:t>
+      </w:r>
+      <w:r>
+        <w:t xml:space="preserve"> </w:t>
+      </w:r>
+      <w:r>
+        <w:rPr>
+          <w:rStyle w:val="VerbatimChar"/>
+        </w:rPr>
+        <w:t xml:space="preserve">reader</w:t>
+      </w:r>
+      <w:r>
+        <w:t xml:space="preserve"> </w:t>
+      </w:r>
+      <w:r>
+        <w:t xml:space="preserve">: la persona deixa l’equip, no la biblio.</w:t>
       </w:r>
       <w:r>
         <w:t xml:space="preserve"> </w:t>
@@ -9290,7 +9538,7 @@
               <w:rPr>
                 <w:rStyle w:val="VerbatimChar"/>
               </w:rPr>
-              <w:t xml:space="preserve">inactive</w:t>
+              <w:t xml:space="preserve">removed</w:t>
             </w:r>
           </w:p>
         </w:tc>
@@ -9668,10 +9916,10 @@
         <w:rPr>
           <w:rStyle w:val="VerbatimChar"/>
         </w:rPr>
-        <w:t xml:space="preserve">inactive</w:t>
-      </w:r>
-      <w:r>
-        <w:t xml:space="preserve">. Si tenia una membership</w:t>
+        <w:t xml:space="preserve">removed</w:t>
+      </w:r>
+      <w:r>
+        <w:t xml:space="preserve">. La seva anterior línia</w:t>
       </w:r>
       <w:r>
         <w:t xml:space="preserve"> </w:t>
@@ -9686,7 +9934,7 @@
         <w:t xml:space="preserve"> </w:t>
       </w:r>
       <w:r>
-        <w:t xml:space="preserve">paral·lela, aquesta continua activa (i la persona «cau de nou» a librarian). En cas contrari, torna a ser simple</w:t>
+        <w:t xml:space="preserve">— tancada a la seva promoció (rol exclusiu, §5.6) — es reactiva llavors : la persona «cau de nou» a librarian. Si mai no n’ha tinguda cap (arribada per salt col·legiat), torna a ser simple</w:t>
       </w:r>
       <w:r>
         <w:t xml:space="preserve"> </w:t>
@@ -10110,7 +10358,7 @@
         <w:rPr>
           <w:rStyle w:val="VerbatimChar"/>
         </w:rPr>
-        <w:t xml:space="preserve">inactive</w:t>
+        <w:t xml:space="preserve">vacated</w:t>
       </w:r>
       <w:r>
         <w:t xml:space="preserve">, curtcircuit de la carence. Políticament, és coherent : el dret P3 (auto-retrogradació) és incondicional.</w:t>
@@ -11404,7 +11652,7 @@
         <w:t xml:space="preserve">2. Verificació política</w:t>
       </w:r>
       <w:r>
-        <w:t xml:space="preserve">: el col·lectiu encara existeix? Vol continuar existint? Si hi ha membres però que simplement han deixat les funcions tècniques, es pot recooptar nou staff per cooptació fora de workflow.</w:t>
+        <w:t xml:space="preserve">: el col·lectiu encara existeix? Vol continuar existint? Si hi ha membres però que simplement han deixat les funcions tècniques, es pot reconstituir una coordinació — pel circuit col·legiat, com pertot arreu.</w:t>
       </w:r>
     </w:p>
     <w:p>
@@ -11416,25 +11664,113 @@
           <w:b/>
           <w:bCs/>
         </w:rPr>
-        <w:t xml:space="preserve">3. Cooptació fora de workflow</w:t>
-      </w:r>
-      <w:r>
-        <w:t xml:space="preserve"> </w:t>
-      </w:r>
-      <w:r>
-        <w:t xml:space="preserve">per l’administrador-a-e de xarxa, via SQL directe o via la UI (un·a administrador-a-e de xarxa té dret d’actuar com a</w:t>
-      </w:r>
-      <w:r>
-        <w:t xml:space="preserve"> </w:t>
-      </w:r>
-      <w:r>
-        <w:rPr>
-          <w:rStyle w:val="VerbatimChar"/>
-        </w:rPr>
-        <w:t xml:space="preserve">coordinador</w:t>
-      </w:r>
-      <w:r>
-        <w:t xml:space="preserve">+ en qualsevol biblio, cf. capítol 2). La cooptació fora de workflow ha de quedar registrada al registre d’auditoria amb una raó explícita: « Represa de coordinació després de vacant, arran de contacte del col·lectiu del DD/MM, per administrador-a-e de xarxa X ». I — punt clau de doctrina —</w:t>
+        <w:t xml:space="preserve">3. Represa pel circuit col·legiat</w:t>
+      </w:r>
+      <w:r>
+        <w:t xml:space="preserve"> </w:t>
+      </w:r>
+      <w:r>
+        <w:rPr>
+          <w:i/>
+          <w:iCs/>
+        </w:rPr>
+        <w:t xml:space="preserve">(des de l’01/09/2026 ja no existeix la « cooptació fora de workflow »: les promocions directes estan condemnades, també per a l’admin de xarxa)</w:t>
+      </w:r>
+      <w:r>
+        <w:t xml:space="preserve">. L’administrador-a-e de xarxa té dret a</w:t>
+      </w:r>
+      <w:r>
+        <w:t xml:space="preserve"> </w:t>
+      </w:r>
+      <w:r>
+        <w:rPr>
+          <w:b/>
+          <w:bCs/>
+        </w:rPr>
+        <w:t xml:space="preserve">dipositar una proposta de coordinació</w:t>
+      </w:r>
+      <w:r>
+        <w:t xml:space="preserve"> </w:t>
+      </w:r>
+      <w:r>
+        <w:t xml:space="preserve">en qualsevol biblio (cf. capítol 2). Si queda un-a</w:t>
+      </w:r>
+      <w:r>
+        <w:t xml:space="preserve"> </w:t>
+      </w:r>
+      <w:r>
+        <w:rPr>
+          <w:rStyle w:val="VerbatimChar"/>
+        </w:rPr>
+        <w:t xml:space="preserve">librarian</w:t>
+      </w:r>
+      <w:r>
+        <w:t xml:space="preserve"> </w:t>
+      </w:r>
+      <w:r>
+        <w:t xml:space="preserve">actiu-va, la proposta pot dirigir-s’hi. Si només queden</w:t>
+      </w:r>
+      <w:r>
+        <w:t xml:space="preserve"> </w:t>
+      </w:r>
+      <w:r>
+        <w:rPr>
+          <w:rStyle w:val="VerbatimChar"/>
+        </w:rPr>
+        <w:t xml:space="preserve">reader</w:t>
+      </w:r>
+      <w:r>
+        <w:t xml:space="preserve"> </w:t>
+      </w:r>
+      <w:r>
+        <w:t xml:space="preserve">actius-ves, el camí practicable és el</w:t>
+      </w:r>
+      <w:r>
+        <w:t xml:space="preserve"> </w:t>
+      </w:r>
+      <w:r>
+        <w:rPr>
+          <w:b/>
+          <w:bCs/>
+        </w:rPr>
+        <w:t xml:space="preserve">salt col·legiat</w:t>
+      </w:r>
+      <w:r>
+        <w:t xml:space="preserve">: el col·lectiu local decideix activar l’ajust (</w:t>
+      </w:r>
+      <w:r>
+        <w:rPr>
+          <w:rStyle w:val="VerbatimChar"/>
+        </w:rPr>
+        <w:t xml:space="preserve">allow_direct_coordenador</w:t>
+      </w:r>
+      <w:r>
+        <w:t xml:space="preserve">), l’admin de xarxa diposita la proposta dirigida a un-a reader actiu-va, s’aplica el quòrum de bootstrap (1 aval quan l’equip és massa petit), i la persona</w:t>
+      </w:r>
+      <w:r>
+        <w:t xml:space="preserve"> </w:t>
+      </w:r>
+      <w:r>
+        <w:rPr>
+          <w:b/>
+          <w:bCs/>
+        </w:rPr>
+        <w:t xml:space="preserve">accepta</w:t>
+      </w:r>
+      <w:r>
+        <w:t xml:space="preserve">. Res no es fa sense el col·lectiu: la proposta executa la seva decisió, no la reemplaça. L’acció queda traçada (audit log +</w:t>
+      </w:r>
+      <w:r>
+        <w:t xml:space="preserve"> </w:t>
+      </w:r>
+      <w:r>
+        <w:rPr>
+          <w:rStyle w:val="VerbatimChar"/>
+        </w:rPr>
+        <w:t xml:space="preserve">cross_library_actions_log</w:t>
+      </w:r>
+      <w:r>
+        <w:t xml:space="preserve">), i — punt clau de doctrina —</w:t>
       </w:r>
       <w:r>
         <w:t xml:space="preserve"> </w:t>
@@ -15399,29 +15735,29 @@
               <w:pStyle w:val="Compact"/>
             </w:pPr>
             <w:r>
-              <w:t xml:space="preserve">Cooptació (T1, T2)</w:t>
-            </w:r>
-          </w:p>
-        </w:tc>
-        <w:tc>
-          <w:tcPr/>
-          <w:p>
-            <w:pPr>
-              <w:pStyle w:val="Compact"/>
-            </w:pPr>
-            <w:r>
-              <w:t xml:space="preserve">✅</w:t>
-            </w:r>
-          </w:p>
-        </w:tc>
-        <w:tc>
-          <w:tcPr/>
-          <w:p>
-            <w:pPr>
-              <w:pStyle w:val="Compact"/>
-            </w:pPr>
-            <w:r>
-              <w:t xml:space="preserve">✅</w:t>
+              <w:t xml:space="preserve">Proposta dipositada (acollida o coordinació)</w:t>
+            </w:r>
+          </w:p>
+        </w:tc>
+        <w:tc>
+          <w:tcPr/>
+          <w:p>
+            <w:pPr>
+              <w:pStyle w:val="Compact"/>
+            </w:pPr>
+            <w:r>
+              <w:t xml:space="preserve">—</w:t>
+            </w:r>
+          </w:p>
+        </w:tc>
+        <w:tc>
+          <w:tcPr/>
+          <w:p>
+            <w:pPr>
+              <w:pStyle w:val="Compact"/>
+            </w:pPr>
+            <w:r>
+              <w:t xml:space="preserve">✅ a avalar</w:t>
             </w:r>
           </w:p>
         </w:tc>
@@ -15445,29 +15781,29 @@
               <w:pStyle w:val="Compact"/>
             </w:pPr>
             <w:r>
-              <w:t xml:space="preserve">Auto-retrogradació (T3, T4)</w:t>
-            </w:r>
-          </w:p>
-        </w:tc>
-        <w:tc>
-          <w:tcPr/>
-          <w:p>
-            <w:pPr>
-              <w:pStyle w:val="Compact"/>
-            </w:pPr>
-            <w:r>
-              <w:t xml:space="preserve">✅ confirmació</w:t>
-            </w:r>
-          </w:p>
-        </w:tc>
-        <w:tc>
-          <w:tcPr/>
-          <w:p>
-            <w:pPr>
-              <w:pStyle w:val="Compact"/>
-            </w:pPr>
-            <w:r>
-              <w:t xml:space="preserve">✅</w:t>
+              <w:t xml:space="preserve">Proposta llesta (quòrum assolit)</w:t>
+            </w:r>
+          </w:p>
+        </w:tc>
+        <w:tc>
+          <w:tcPr/>
+          <w:p>
+            <w:pPr>
+              <w:pStyle w:val="Compact"/>
+            </w:pPr>
+            <w:r>
+              <w:t xml:space="preserve">✅ a acceptar</w:t>
+            </w:r>
+          </w:p>
+        </w:tc>
+        <w:tc>
+          <w:tcPr/>
+          <w:p>
+            <w:pPr>
+              <w:pStyle w:val="Compact"/>
+            </w:pPr>
+            <w:r>
+              <w:t xml:space="preserve">—</w:t>
             </w:r>
           </w:p>
         </w:tc>
@@ -15491,18 +15827,18 @@
               <w:pStyle w:val="Compact"/>
             </w:pPr>
             <w:r>
-              <w:t xml:space="preserve">Sol·licitud de retrait (T5)</w:t>
-            </w:r>
-          </w:p>
-        </w:tc>
-        <w:tc>
-          <w:tcPr/>
-          <w:p>
-            <w:pPr>
-              <w:pStyle w:val="Compact"/>
-            </w:pPr>
-            <w:r>
-              <w:t xml:space="preserve">✅</w:t>
+              <w:t xml:space="preserve">Cooptació culminada (acceptació — T1, T2, T2b)</w:t>
+            </w:r>
+          </w:p>
+        </w:tc>
+        <w:tc>
+          <w:tcPr/>
+          <w:p>
+            <w:pPr>
+              <w:pStyle w:val="Compact"/>
+            </w:pPr>
+            <w:r>
+              <w:t xml:space="preserve">✅ benvinguda</w:t>
             </w:r>
           </w:p>
         </w:tc>
@@ -15537,18 +15873,18 @@
               <w:pStyle w:val="Compact"/>
             </w:pPr>
             <w:r>
-              <w:t xml:space="preserve">Cancel·lació de sol·licitud (T8)</w:t>
-            </w:r>
-          </w:p>
-        </w:tc>
-        <w:tc>
-          <w:tcPr/>
-          <w:p>
-            <w:pPr>
-              <w:pStyle w:val="Compact"/>
-            </w:pPr>
-            <w:r>
-              <w:t xml:space="preserve">✅</w:t>
+              <w:t xml:space="preserve">Auto-retrogradació (T3, T4)</w:t>
+            </w:r>
+          </w:p>
+        </w:tc>
+        <w:tc>
+          <w:tcPr/>
+          <w:p>
+            <w:pPr>
+              <w:pStyle w:val="Compact"/>
+            </w:pPr>
+            <w:r>
+              <w:t xml:space="preserve">✅ confirmació</w:t>
             </w:r>
           </w:p>
         </w:tc>
@@ -15583,7 +15919,7 @@
               <w:pStyle w:val="Compact"/>
             </w:pPr>
             <w:r>
-              <w:t xml:space="preserve">Fi de carència (D+7)</w:t>
+              <w:t xml:space="preserve">Sol·licitud de retrait (T5)</w:t>
             </w:r>
           </w:p>
         </w:tc>
@@ -15629,18 +15965,18 @@
               <w:pStyle w:val="Compact"/>
             </w:pPr>
             <w:r>
-              <w:t xml:space="preserve">Suspensió (T6)</w:t>
-            </w:r>
-          </w:p>
-        </w:tc>
-        <w:tc>
-          <w:tcPr/>
-          <w:p>
-            <w:pPr>
-              <w:pStyle w:val="Compact"/>
-            </w:pPr>
-            <w:r>
-              <w:t xml:space="preserve">✅ urgent</w:t>
+              <w:t xml:space="preserve">Cancel·lació de sol·licitud (T8)</w:t>
+            </w:r>
+          </w:p>
+        </w:tc>
+        <w:tc>
+          <w:tcPr/>
+          <w:p>
+            <w:pPr>
+              <w:pStyle w:val="Compact"/>
+            </w:pPr>
+            <w:r>
+              <w:t xml:space="preserve">✅</w:t>
             </w:r>
           </w:p>
         </w:tc>
@@ -15675,7 +16011,7 @@
               <w:pStyle w:val="Compact"/>
             </w:pPr>
             <w:r>
-              <w:t xml:space="preserve">Aixecament de suspensió (T7)</w:t>
+              <w:t xml:space="preserve">Fi de carència (D+7)</w:t>
             </w:r>
           </w:p>
         </w:tc>
@@ -15721,29 +16057,29 @@
               <w:pStyle w:val="Compact"/>
             </w:pPr>
             <w:r>
-              <w:t xml:space="preserve">Sortida automàtica als 9 mesos (T9)</w:t>
-            </w:r>
-          </w:p>
-        </w:tc>
-        <w:tc>
-          <w:tcPr/>
-          <w:p>
-            <w:pPr>
-              <w:pStyle w:val="Compact"/>
-            </w:pPr>
-            <w:r>
-              <w:t xml:space="preserve">✅ recordatoris + final</w:t>
-            </w:r>
-          </w:p>
-        </w:tc>
-        <w:tc>
-          <w:tcPr/>
-          <w:p>
-            <w:pPr>
-              <w:pStyle w:val="Compact"/>
-            </w:pPr>
-            <w:r>
-              <w:t xml:space="preserve">✅ (final només)</w:t>
+              <w:t xml:space="preserve">Suspensió (T6)</w:t>
+            </w:r>
+          </w:p>
+        </w:tc>
+        <w:tc>
+          <w:tcPr/>
+          <w:p>
+            <w:pPr>
+              <w:pStyle w:val="Compact"/>
+            </w:pPr>
+            <w:r>
+              <w:t xml:space="preserve">✅ urgent</w:t>
+            </w:r>
+          </w:p>
+        </w:tc>
+        <w:tc>
+          <w:tcPr/>
+          <w:p>
+            <w:pPr>
+              <w:pStyle w:val="Compact"/>
+            </w:pPr>
+            <w:r>
+              <w:t xml:space="preserve">✅</w:t>
             </w:r>
           </w:p>
         </w:tc>
@@ -15767,7 +16103,7 @@
               <w:pStyle w:val="Compact"/>
             </w:pPr>
             <w:r>
-              <w:t xml:space="preserve">Última persona coordinadora-ària-e que marxa</w:t>
+              <w:t xml:space="preserve">Aixecament de suspensió (T7)</w:t>
             </w:r>
           </w:p>
         </w:tc>
@@ -15789,18 +16125,18 @@
               <w:pStyle w:val="Compact"/>
             </w:pPr>
             <w:r>
-              <w:t xml:space="preserve">✅ (la persona concernida)</w:t>
-            </w:r>
-          </w:p>
-        </w:tc>
-        <w:tc>
-          <w:tcPr/>
-          <w:p>
-            <w:pPr>
-              <w:pStyle w:val="Compact"/>
-            </w:pPr>
-            <w:r>
-              <w:t xml:space="preserve">✅ alerta</w:t>
+              <w:t xml:space="preserve">✅</w:t>
+            </w:r>
+          </w:p>
+        </w:tc>
+        <w:tc>
+          <w:tcPr/>
+          <w:p>
+            <w:pPr>
+              <w:pStyle w:val="Compact"/>
+            </w:pPr>
+            <w:r>
+              <w:t xml:space="preserve">—</w:t>
             </w:r>
           </w:p>
         </w:tc>
@@ -15813,7 +16149,29 @@
               <w:pStyle w:val="Compact"/>
             </w:pPr>
             <w:r>
-              <w:t xml:space="preserve">Cooptació admin de xarxa (proposta)</w:t>
+              <w:t xml:space="preserve">Sortida automàtica als 9 mesos (T9)</w:t>
+            </w:r>
+          </w:p>
+        </w:tc>
+        <w:tc>
+          <w:tcPr/>
+          <w:p>
+            <w:pPr>
+              <w:pStyle w:val="Compact"/>
+            </w:pPr>
+            <w:r>
+              <w:t xml:space="preserve">✅ recordatoris + final</w:t>
+            </w:r>
+          </w:p>
+        </w:tc>
+        <w:tc>
+          <w:tcPr/>
+          <w:p>
+            <w:pPr>
+              <w:pStyle w:val="Compact"/>
+            </w:pPr>
+            <w:r>
+              <w:t xml:space="preserve">✅ (final només)</w:t>
             </w:r>
           </w:p>
         </w:tc>
@@ -15825,28 +16183,6 @@
             </w:pPr>
             <w:r>
               <w:t xml:space="preserve">—</w:t>
-            </w:r>
-          </w:p>
-        </w:tc>
-        <w:tc>
-          <w:tcPr/>
-          <w:p>
-            <w:pPr>
-              <w:pStyle w:val="Compact"/>
-            </w:pPr>
-            <w:r>
-              <w:t xml:space="preserve">—</w:t>
-            </w:r>
-          </w:p>
-        </w:tc>
-        <w:tc>
-          <w:tcPr/>
-          <w:p>
-            <w:pPr>
-              <w:pStyle w:val="Compact"/>
-            </w:pPr>
-            <w:r>
-              <w:t xml:space="preserve">✅</w:t>
             </w:r>
           </w:p>
         </w:tc>
@@ -15859,40 +16195,40 @@
               <w:pStyle w:val="Compact"/>
             </w:pPr>
             <w:r>
-              <w:t xml:space="preserve">Cooptació admin de xarxa (èxit)</w:t>
-            </w:r>
-          </w:p>
-        </w:tc>
-        <w:tc>
-          <w:tcPr/>
-          <w:p>
-            <w:pPr>
-              <w:pStyle w:val="Compact"/>
-            </w:pPr>
-            <w:r>
-              <w:t xml:space="preserve">✅ benvinguda</w:t>
-            </w:r>
-          </w:p>
-        </w:tc>
-        <w:tc>
-          <w:tcPr/>
-          <w:p>
-            <w:pPr>
-              <w:pStyle w:val="Compact"/>
-            </w:pPr>
-            <w:r>
-              <w:t xml:space="preserve">—</w:t>
-            </w:r>
-          </w:p>
-        </w:tc>
-        <w:tc>
-          <w:tcPr/>
-          <w:p>
-            <w:pPr>
-              <w:pStyle w:val="Compact"/>
-            </w:pPr>
-            <w:r>
-              <w:t xml:space="preserve">✅ resum</w:t>
+              <w:t xml:space="preserve">Última persona coordinadora-ària-e que marxa</w:t>
+            </w:r>
+          </w:p>
+        </w:tc>
+        <w:tc>
+          <w:tcPr/>
+          <w:p>
+            <w:pPr>
+              <w:pStyle w:val="Compact"/>
+            </w:pPr>
+            <w:r>
+              <w:t xml:space="preserve">✅</w:t>
+            </w:r>
+          </w:p>
+        </w:tc>
+        <w:tc>
+          <w:tcPr/>
+          <w:p>
+            <w:pPr>
+              <w:pStyle w:val="Compact"/>
+            </w:pPr>
+            <w:r>
+              <w:t xml:space="preserve">✅ (la persona concernida)</w:t>
+            </w:r>
+          </w:p>
+        </w:tc>
+        <w:tc>
+          <w:tcPr/>
+          <w:p>
+            <w:pPr>
+              <w:pStyle w:val="Compact"/>
+            </w:pPr>
+            <w:r>
+              <w:t xml:space="preserve">✅ alerta</w:t>
             </w:r>
           </w:p>
         </w:tc>
@@ -15905,18 +16241,18 @@
               <w:pStyle w:val="Compact"/>
             </w:pPr>
             <w:r>
-              <w:t xml:space="preserve">Cooptació admin de xarxa (rebuig)</w:t>
-            </w:r>
-          </w:p>
-        </w:tc>
-        <w:tc>
-          <w:tcPr/>
-          <w:p>
-            <w:pPr>
-              <w:pStyle w:val="Compact"/>
-            </w:pPr>
-            <w:r>
-              <w:t xml:space="preserve">✅ amb raonament</w:t>
+              <w:t xml:space="preserve">Cooptació admin de xarxa (proposta)</w:t>
+            </w:r>
+          </w:p>
+        </w:tc>
+        <w:tc>
+          <w:tcPr/>
+          <w:p>
+            <w:pPr>
+              <w:pStyle w:val="Compact"/>
+            </w:pPr>
+            <w:r>
+              <w:t xml:space="preserve">—</w:t>
             </w:r>
           </w:p>
         </w:tc>
@@ -15951,18 +16287,18 @@
               <w:pStyle w:val="Compact"/>
             </w:pPr>
             <w:r>
-              <w:t xml:space="preserve">Retrait col·lectiu admin de xarxa</w:t>
-            </w:r>
-          </w:p>
-        </w:tc>
-        <w:tc>
-          <w:tcPr/>
-          <w:p>
-            <w:pPr>
-              <w:pStyle w:val="Compact"/>
-            </w:pPr>
-            <w:r>
-              <w:t xml:space="preserve">✅</w:t>
+              <w:t xml:space="preserve">Cooptació admin de xarxa (èxit)</w:t>
+            </w:r>
+          </w:p>
+        </w:tc>
+        <w:tc>
+          <w:tcPr/>
+          <w:p>
+            <w:pPr>
+              <w:pStyle w:val="Compact"/>
+            </w:pPr>
+            <w:r>
+              <w:t xml:space="preserve">✅ benvinguda</w:t>
             </w:r>
           </w:p>
         </w:tc>
@@ -15984,7 +16320,7 @@
               <w:pStyle w:val="Compact"/>
             </w:pPr>
             <w:r>
-              <w:t xml:space="preserve">✅</w:t>
+              <w:t xml:space="preserve">✅ resum</w:t>
             </w:r>
           </w:p>
         </w:tc>
@@ -15997,6 +16333,98 @@
               <w:pStyle w:val="Compact"/>
             </w:pPr>
             <w:r>
+              <w:t xml:space="preserve">Cooptació admin de xarxa (rebuig)</w:t>
+            </w:r>
+          </w:p>
+        </w:tc>
+        <w:tc>
+          <w:tcPr/>
+          <w:p>
+            <w:pPr>
+              <w:pStyle w:val="Compact"/>
+            </w:pPr>
+            <w:r>
+              <w:t xml:space="preserve">✅ amb raonament</w:t>
+            </w:r>
+          </w:p>
+        </w:tc>
+        <w:tc>
+          <w:tcPr/>
+          <w:p>
+            <w:pPr>
+              <w:pStyle w:val="Compact"/>
+            </w:pPr>
+            <w:r>
+              <w:t xml:space="preserve">—</w:t>
+            </w:r>
+          </w:p>
+        </w:tc>
+        <w:tc>
+          <w:tcPr/>
+          <w:p>
+            <w:pPr>
+              <w:pStyle w:val="Compact"/>
+            </w:pPr>
+            <w:r>
+              <w:t xml:space="preserve">✅</w:t>
+            </w:r>
+          </w:p>
+        </w:tc>
+      </w:tr>
+      <w:tr>
+        <w:tc>
+          <w:tcPr/>
+          <w:p>
+            <w:pPr>
+              <w:pStyle w:val="Compact"/>
+            </w:pPr>
+            <w:r>
+              <w:t xml:space="preserve">Retrait col·lectiu admin de xarxa</w:t>
+            </w:r>
+          </w:p>
+        </w:tc>
+        <w:tc>
+          <w:tcPr/>
+          <w:p>
+            <w:pPr>
+              <w:pStyle w:val="Compact"/>
+            </w:pPr>
+            <w:r>
+              <w:t xml:space="preserve">✅</w:t>
+            </w:r>
+          </w:p>
+        </w:tc>
+        <w:tc>
+          <w:tcPr/>
+          <w:p>
+            <w:pPr>
+              <w:pStyle w:val="Compact"/>
+            </w:pPr>
+            <w:r>
+              <w:t xml:space="preserve">—</w:t>
+            </w:r>
+          </w:p>
+        </w:tc>
+        <w:tc>
+          <w:tcPr/>
+          <w:p>
+            <w:pPr>
+              <w:pStyle w:val="Compact"/>
+            </w:pPr>
+            <w:r>
+              <w:t xml:space="preserve">✅</w:t>
+            </w:r>
+          </w:p>
+        </w:tc>
+      </w:tr>
+      <w:tr>
+        <w:tc>
+          <w:tcPr/>
+          <w:p>
+            <w:pPr>
+              <w:pStyle w:val="Compact"/>
+            </w:pPr>
+            <w:r>
               <w:t xml:space="preserve">Intervenció cross-biblioteques</w:t>
             </w:r>
           </w:p>
@@ -16036,6 +16464,79 @@
         </w:tc>
       </w:tr>
     </w:tbl>
+    <w:p>
+      <w:pPr>
+        <w:pStyle w:val="BodyText"/>
+      </w:pPr>
+      <w:r>
+        <w:t xml:space="preserve">Dues precisions sobre els correus del circuit d’invitació:</w:t>
+      </w:r>
+    </w:p>
+    <w:p>
+      <w:pPr>
+        <w:pStyle w:val="Compact"/>
+        <w:numPr>
+          <w:ilvl w:val="0"/>
+          <w:numId w:val="1061"/>
+        </w:numPr>
+      </w:pPr>
+      <w:r>
+        <w:rPr>
+          <w:b/>
+          <w:bCs/>
+        </w:rPr>
+        <w:t xml:space="preserve">Acollir algú i confiar-li la coordinació no són el mateix acte</w:t>
+      </w:r>
+      <w:r>
+        <w:t xml:space="preserve">: els correus d’una proposta de coordinació tenen textos propis, distints dels de l’acollida.</w:t>
+      </w:r>
+    </w:p>
+    <w:p>
+      <w:pPr>
+        <w:pStyle w:val="Compact"/>
+        <w:numPr>
+          <w:ilvl w:val="0"/>
+          <w:numId w:val="1061"/>
+        </w:numPr>
+      </w:pPr>
+      <w:r>
+        <w:rPr>
+          <w:b/>
+          <w:bCs/>
+        </w:rPr>
+        <w:t xml:space="preserve">Un salt col·legiat es diu</w:t>
+      </w:r>
+      <w:r>
+        <w:t xml:space="preserve">: quan una proposta de coordinació es dirigeix a una persona que encara no és membre de l’equip (salt</w:t>
+      </w:r>
+      <w:r>
+        <w:t xml:space="preserve"> </w:t>
+      </w:r>
+      <w:r>
+        <w:rPr>
+          <w:rStyle w:val="VerbatimChar"/>
+        </w:rPr>
+        <w:t xml:space="preserve">reader</w:t>
+      </w:r>
+      <w:r>
+        <w:t xml:space="preserve"> </w:t>
+      </w:r>
+      <w:r>
+        <w:t xml:space="preserve">→</w:t>
+      </w:r>
+      <w:r>
+        <w:t xml:space="preserve"> </w:t>
+      </w:r>
+      <w:r>
+        <w:rPr>
+          <w:rStyle w:val="VerbatimChar"/>
+        </w:rPr>
+        <w:t xml:space="preserve">coordenador</w:t>
+      </w:r>
+      <w:r>
+        <w:t xml:space="preserve">, §5.3), els correus de proposta i d’acceptació usen introduccions dedicades que ho diuen explícitament — l’aval com l’acceptació es fan amb coneixement de causa.</w:t>
+      </w:r>
+    </w:p>
     <w:bookmarkEnd w:id="149"/>
     <w:bookmarkStart w:id="150" w:name="el-to-dels-emails"/>
     <w:p>
@@ -16176,7 +16677,7 @@
         <w:pStyle w:val="Compact"/>
         <w:numPr>
           <w:ilvl w:val="0"/>
-          <w:numId w:val="1061"/>
+          <w:numId w:val="1062"/>
         </w:numPr>
       </w:pPr>
       <w:r>
@@ -16214,7 +16715,7 @@
         <w:pStyle w:val="Compact"/>
         <w:numPr>
           <w:ilvl w:val="0"/>
-          <w:numId w:val="1061"/>
+          <w:numId w:val="1062"/>
         </w:numPr>
       </w:pPr>
       <w:r>
@@ -16263,7 +16764,7 @@
         <w:pStyle w:val="Compact"/>
         <w:numPr>
           <w:ilvl w:val="0"/>
-          <w:numId w:val="1062"/>
+          <w:numId w:val="1063"/>
         </w:numPr>
       </w:pPr>
       <w:r>
@@ -16285,7 +16786,7 @@
         <w:pStyle w:val="Compact"/>
         <w:numPr>
           <w:ilvl w:val="0"/>
-          <w:numId w:val="1062"/>
+          <w:numId w:val="1063"/>
         </w:numPr>
       </w:pPr>
       <w:r>
@@ -16767,7 +17268,7 @@
         <w:pStyle w:val="Compact"/>
         <w:numPr>
           <w:ilvl w:val="0"/>
-          <w:numId w:val="1063"/>
+          <w:numId w:val="1064"/>
         </w:numPr>
       </w:pPr>
       <w:r>
@@ -16804,7 +17305,7 @@
         <w:pStyle w:val="Compact"/>
         <w:numPr>
           <w:ilvl w:val="0"/>
-          <w:numId w:val="1063"/>
+          <w:numId w:val="1064"/>
         </w:numPr>
       </w:pPr>
       <w:r>
@@ -16831,7 +17332,7 @@
         <w:pStyle w:val="Compact"/>
         <w:numPr>
           <w:ilvl w:val="0"/>
-          <w:numId w:val="1063"/>
+          <w:numId w:val="1064"/>
         </w:numPr>
       </w:pPr>
       <w:r>
@@ -16864,35 +17365,80 @@
         <w:t xml:space="preserve">librarian</w:t>
       </w:r>
       <w:r>
+        <w:t xml:space="preserve">. Camp « Raó »: « decisió AG del 04/05 » (doctrina 1, espera estricta). Confirma: la</w:t>
+      </w:r>
+      <w:r>
+        <w:t xml:space="preserve"> </w:t>
+      </w:r>
+      <w:r>
+        <w:rPr>
+          <w:b/>
+          <w:bCs/>
+        </w:rPr>
+        <w:t xml:space="preserve">proposta</w:t>
+      </w:r>
+      <w:r>
+        <w:t xml:space="preserve"> </w:t>
+      </w:r>
+      <w:r>
+        <w:t xml:space="preserve">queda dipositada.</w:t>
+      </w:r>
+    </w:p>
+    <w:p>
+      <w:pPr>
+        <w:pStyle w:val="Compact"/>
+        <w:numPr>
+          <w:ilvl w:val="0"/>
+          <w:numId w:val="1064"/>
+        </w:numPr>
+      </w:pPr>
+      <w:r>
+        <w:t xml:space="preserve">Lucy (una altra coordinadora) rep el correu d’aval i</w:t>
+      </w:r>
+      <w:r>
+        <w:t xml:space="preserve"> </w:t>
+      </w:r>
+      <w:r>
+        <w:rPr>
+          <w:b/>
+          <w:bCs/>
+        </w:rPr>
+        <w:t xml:space="preserve">ratifica</w:t>
+      </w:r>
+      <w:r>
+        <w:t xml:space="preserve"> </w:t>
+      </w:r>
+      <w:r>
+        <w:t xml:space="preserve">la proposta — una segona mirada, no una formalitat.</w:t>
+      </w:r>
+    </w:p>
+    <w:p>
+      <w:pPr>
+        <w:pStyle w:val="Compact"/>
+        <w:numPr>
+          <w:ilvl w:val="0"/>
+          <w:numId w:val="1064"/>
+        </w:numPr>
+      </w:pPr>
+      <w:r>
+        <w:t xml:space="preserve">Voltairine rep un correu: una invitació a entrar a l’equip l’espera al seu compte. Ella</w:t>
+      </w:r>
+      <w:r>
+        <w:t xml:space="preserve"> </w:t>
+      </w:r>
+      <w:r>
+        <w:rPr>
+          <w:b/>
+          <w:bCs/>
+        </w:rPr>
+        <w:t xml:space="preserve">accepta</w:t>
+      </w:r>
+      <w:r>
         <w:t xml:space="preserve">.</w:t>
       </w:r>
     </w:p>
     <w:p>
       <w:pPr>
-        <w:pStyle w:val="Compact"/>
-        <w:numPr>
-          <w:ilvl w:val="0"/>
-          <w:numId w:val="1063"/>
-        </w:numPr>
-      </w:pPr>
-      <w:r>
-        <w:t xml:space="preserve">Camp « Raó »: « decisió AG del 04/05 » (doctrina 1, espera estricta).</w:t>
-      </w:r>
-    </w:p>
-    <w:p>
-      <w:pPr>
-        <w:pStyle w:val="Compact"/>
-        <w:numPr>
-          <w:ilvl w:val="0"/>
-          <w:numId w:val="1063"/>
-        </w:numPr>
-      </w:pPr>
-      <w:r>
-        <w:t xml:space="preserve">Confirma.</w:t>
-      </w:r>
-    </w:p>
-    <w:p>
-      <w:pPr>
         <w:pStyle w:val="FirstParagraph"/>
       </w:pPr>
       <w:r>
@@ -16900,48 +17446,69 @@
           <w:b/>
           <w:bCs/>
         </w:rPr>
-        <w:t xml:space="preserve">Efecte immediat.</w:t>
-      </w:r>
-    </w:p>
-    <w:p>
-      <w:pPr>
-        <w:pStyle w:val="Compact"/>
-        <w:numPr>
-          <w:ilvl w:val="0"/>
-          <w:numId w:val="1064"/>
-        </w:numPr>
-      </w:pPr>
-      <w:r>
-        <w:t xml:space="preserve">Voltairine rep un correu: « Salut Voltairine, has estat nomenada librarian de la BLMF per Emma G. arran de:</w:t>
-      </w:r>
-      <w:r>
-        <w:t xml:space="preserve"> </w:t>
-      </w:r>
-      <w:r>
-        <w:t xml:space="preserve">“decisió AG del 04/05”</w:t>
-      </w:r>
-      <w:r>
-        <w:t xml:space="preserve">. Els teus nous drets estan actius. Benvinguda a l’equip. »</w:t>
-      </w:r>
-    </w:p>
-    <w:p>
-      <w:pPr>
-        <w:pStyle w:val="Compact"/>
-        <w:numPr>
-          <w:ilvl w:val="0"/>
-          <w:numId w:val="1064"/>
-        </w:numPr>
-      </w:pPr>
-      <w:r>
-        <w:t xml:space="preserve">Les altres coordinadore-a-es actives de la BLMF (Lucy i Piotr) reben un correu informatiu.</w:t>
-      </w:r>
-    </w:p>
-    <w:p>
-      <w:pPr>
-        <w:pStyle w:val="Compact"/>
-        <w:numPr>
-          <w:ilvl w:val="0"/>
-          <w:numId w:val="1064"/>
+        <w:t xml:space="preserve">Efecte a l’acceptació.</w:t>
+      </w:r>
+    </w:p>
+    <w:p>
+      <w:pPr>
+        <w:pStyle w:val="Compact"/>
+        <w:numPr>
+          <w:ilvl w:val="0"/>
+          <w:numId w:val="1065"/>
+        </w:numPr>
+      </w:pPr>
+      <w:r>
+        <w:t xml:space="preserve">La línia</w:t>
+      </w:r>
+      <w:r>
+        <w:t xml:space="preserve"> </w:t>
+      </w:r>
+      <w:r>
+        <w:rPr>
+          <w:rStyle w:val="VerbatimChar"/>
+        </w:rPr>
+        <w:t xml:space="preserve">librarian</w:t>
+      </w:r>
+      <w:r>
+        <w:t xml:space="preserve"> </w:t>
+      </w:r>
+      <w:r>
+        <w:t xml:space="preserve">de Voltairine esdevé activa; la seva línia</w:t>
+      </w:r>
+      <w:r>
+        <w:t xml:space="preserve"> </w:t>
+      </w:r>
+      <w:r>
+        <w:rPr>
+          <w:rStyle w:val="VerbatimChar"/>
+        </w:rPr>
+        <w:t xml:space="preserve">reader</w:t>
+      </w:r>
+      <w:r>
+        <w:t xml:space="preserve"> </w:t>
+      </w:r>
+      <w:r>
+        <w:t xml:space="preserve">es tanca (rol exclusiu, §5.6).</w:t>
+      </w:r>
+    </w:p>
+    <w:p>
+      <w:pPr>
+        <w:pStyle w:val="Compact"/>
+        <w:numPr>
+          <w:ilvl w:val="0"/>
+          <w:numId w:val="1065"/>
+        </w:numPr>
+      </w:pPr>
+      <w:r>
+        <w:t xml:space="preserve">Voltairine rep un correu de benvinguda; les coordinadores actives de la BLMF (Emma, Lucy, Piotr) reben un correu informatiu.</w:t>
+      </w:r>
+    </w:p>
+    <w:p>
+      <w:pPr>
+        <w:pStyle w:val="Compact"/>
+        <w:numPr>
+          <w:ilvl w:val="0"/>
+          <w:numId w:val="1065"/>
         </w:numPr>
       </w:pPr>
       <w:r>
@@ -16954,7 +17521,53 @@
         <w:rPr>
           <w:rStyle w:val="VerbatimChar"/>
         </w:rPr>
-        <w:t xml:space="preserve">2026-05-05 14:30 — Emma G. ha promocionat Voltairine d.C. a librarian (raó: decisió AG del 04/05)</w:t>
+        <w:t xml:space="preserve">promoted_to_librarian</w:t>
+      </w:r>
+      <w:r>
+        <w:t xml:space="preserve">, amb la proposta, l’aval i l’acceptació traçables.</w:t>
+      </w:r>
+    </w:p>
+    <w:p>
+      <w:pPr>
+        <w:pStyle w:val="FirstParagraph"/>
+      </w:pPr>
+      <w:r>
+        <w:rPr>
+          <w:b/>
+          <w:bCs/>
+        </w:rPr>
+        <w:t xml:space="preserve">Comentari.</w:t>
+      </w:r>
+    </w:p>
+    <w:p>
+      <w:pPr>
+        <w:pStyle w:val="BodyText"/>
+      </w:pPr>
+      <w:r>
+        <w:t xml:space="preserve">El cas més senzill. El SIGB executa correctament la decisió del col·lectiu, en tres temps: Emma proposa, Lucy avala, Voltairine accepta. Ningú no ha decidit res tot sol — i Voltairine només entra a l’equip perquè ho ha</w:t>
+      </w:r>
+      <w:r>
+        <w:t xml:space="preserve"> </w:t>
+      </w:r>
+      <w:r>
+        <w:rPr>
+          <w:b/>
+          <w:bCs/>
+        </w:rPr>
+        <w:t xml:space="preserve">dit</w:t>
+      </w:r>
+      <w:r>
+        <w:t xml:space="preserve">, al programari com a l’AG</w:t>
+      </w:r>
+      <w:r>
+        <w:t xml:space="preserve"> </w:t>
+      </w:r>
+      <w:r>
+        <w:rPr>
+          <w:i/>
+          <w:iCs/>
+        </w:rPr>
+        <w:t xml:space="preserve">(refosa de l’01/09/2026: abans d’aquesta data, la promoció era directa i immediata)</w:t>
       </w:r>
       <w:r>
         <w:t xml:space="preserve">.</w:t>
@@ -16962,29 +17575,9 @@
     </w:p>
     <w:p>
       <w:pPr>
-        <w:pStyle w:val="FirstParagraph"/>
-      </w:pPr>
-      <w:r>
-        <w:rPr>
-          <w:b/>
-          <w:bCs/>
-        </w:rPr>
-        <w:t xml:space="preserve">Comentari.</w:t>
-      </w:r>
-    </w:p>
-    <w:p>
-      <w:pPr>
         <w:pStyle w:val="BodyText"/>
       </w:pPr>
       <w:r>
-        <w:t xml:space="preserve">El cas més senzill. El SIGB executa correctament la decisió del col·lectiu. Emma no ha decidit res políticament — ha fet clic per executar allò que s’havia decidit fora del programari.</w:t>
-      </w:r>
-    </w:p>
-    <w:p>
-      <w:pPr>
-        <w:pStyle w:val="BodyText"/>
-      </w:pPr>
-      <w:r>
         <w:rPr>
           <w:b/>
           <w:bCs/>
@@ -16995,7 +17588,7 @@
         <w:t xml:space="preserve"> </w:t>
       </w:r>
       <w:r>
-        <w:t xml:space="preserve">verificar que l’AG ha tingut lloc realment, que la decisió s’ha pres realment, que Voltairine hi està realment d’acord. Aquestes coses són</w:t>
+        <w:t xml:space="preserve">verificar que l’AG ha tingut lloc realment, ni que la decisió s’ha pres realment. Aquestes coses continuen sent</w:t>
       </w:r>
       <w:r>
         <w:t xml:space="preserve"> </w:t>
@@ -17008,7 +17601,7 @@
         <w:t xml:space="preserve">fora del programari</w:t>
       </w:r>
       <w:r>
-        <w:t xml:space="preserve">. Si Emma hagués mentit sobre l’AG, el SIGB no s’hauria adonat de res. La cultura política de la BLMF és el que impedeix aquesta mentida (i el log la fa traçable a posteriori).</w:t>
+        <w:t xml:space="preserve">. Si Emma hagués mentit sobre l’AG, hauria calgut que Lucy avalés la mentida i que Voltairine l’acceptés — el circuit fa costós el frau, no fa inútil la cultura política.</w:t>
       </w:r>
     </w:p>
     <w:bookmarkEnd w:id="157"/>
@@ -17056,7 +17649,7 @@
         <w:pStyle w:val="Compact"/>
         <w:numPr>
           <w:ilvl w:val="0"/>
-          <w:numId w:val="1065"/>
+          <w:numId w:val="1066"/>
         </w:numPr>
       </w:pPr>
       <w:r>
@@ -17093,7 +17686,7 @@
         <w:pStyle w:val="Compact"/>
         <w:numPr>
           <w:ilvl w:val="0"/>
-          <w:numId w:val="1065"/>
+          <w:numId w:val="1066"/>
         </w:numPr>
       </w:pPr>
       <w:r>
@@ -17130,7 +17723,7 @@
         <w:pStyle w:val="Compact"/>
         <w:numPr>
           <w:ilvl w:val="0"/>
-          <w:numId w:val="1065"/>
+          <w:numId w:val="1066"/>
         </w:numPr>
       </w:pPr>
       <w:r>
@@ -17142,7 +17735,7 @@
         <w:pStyle w:val="Compact"/>
         <w:numPr>
           <w:ilvl w:val="0"/>
-          <w:numId w:val="1065"/>
+          <w:numId w:val="1066"/>
         </w:numPr>
       </w:pPr>
       <w:r>
@@ -17154,7 +17747,7 @@
         <w:pStyle w:val="Compact"/>
         <w:numPr>
           <w:ilvl w:val="0"/>
-          <w:numId w:val="1065"/>
+          <w:numId w:val="1066"/>
         </w:numPr>
       </w:pPr>
       <w:r>
@@ -17178,7 +17771,7 @@
         <w:pStyle w:val="Compact"/>
         <w:numPr>
           <w:ilvl w:val="0"/>
-          <w:numId w:val="1066"/>
+          <w:numId w:val="1067"/>
         </w:numPr>
       </w:pPr>
       <w:r>
@@ -17206,22 +17799,25 @@
         <w:rPr>
           <w:rStyle w:val="VerbatimChar"/>
         </w:rPr>
-        <w:t xml:space="preserve">inactive</w:t>
-      </w:r>
-      <w:r>
-        <w:t xml:space="preserve">.</w:t>
-      </w:r>
-    </w:p>
-    <w:p>
-      <w:pPr>
-        <w:pStyle w:val="Compact"/>
-        <w:numPr>
-          <w:ilvl w:val="0"/>
-          <w:numId w:val="1066"/>
-        </w:numPr>
-      </w:pPr>
-      <w:r>
-        <w:t xml:space="preserve">La seva membership</w:t>
+        <w:t xml:space="preserve">vacated</w:t>
+      </w:r>
+      <w:r>
+        <w:t xml:space="preserve"> </w:t>
+      </w:r>
+      <w:r>
+        <w:t xml:space="preserve">(rol deixat voluntàriament).</w:t>
+      </w:r>
+    </w:p>
+    <w:p>
+      <w:pPr>
+        <w:pStyle w:val="Compact"/>
+        <w:numPr>
+          <w:ilvl w:val="0"/>
+          <w:numId w:val="1067"/>
+        </w:numPr>
+      </w:pPr>
+      <w:r>
+        <w:t xml:space="preserve">La seva línia</w:t>
       </w:r>
       <w:r>
         <w:t xml:space="preserve"> </w:t>
@@ -17236,27 +17832,15 @@
         <w:t xml:space="preserve"> </w:t>
       </w:r>
       <w:r>
-        <w:t xml:space="preserve">(que existia en paral·lel) resta</w:t>
-      </w:r>
-      <w:r>
-        <w:t xml:space="preserve"> </w:t>
-      </w:r>
-      <w:r>
-        <w:rPr>
-          <w:rStyle w:val="VerbatimChar"/>
-        </w:rPr>
-        <w:t xml:space="preserve">active</w:t>
-      </w:r>
-      <w:r>
-        <w:t xml:space="preserve">.</w:t>
-      </w:r>
-    </w:p>
-    <w:p>
-      <w:pPr>
-        <w:pStyle w:val="Compact"/>
-        <w:numPr>
-          <w:ilvl w:val="0"/>
-          <w:numId w:val="1066"/>
+        <w:t xml:space="preserve">— tancada a la seva promoció a la coordinació (rol exclusiu, §5.6) — es reactiva.</w:t>
+      </w:r>
+    </w:p>
+    <w:p>
+      <w:pPr>
+        <w:pStyle w:val="Compact"/>
+        <w:numPr>
+          <w:ilvl w:val="0"/>
+          <w:numId w:val="1067"/>
         </w:numPr>
       </w:pPr>
       <w:r>
@@ -17268,7 +17852,7 @@
         <w:pStyle w:val="Compact"/>
         <w:numPr>
           <w:ilvl w:val="0"/>
-          <w:numId w:val="1066"/>
+          <w:numId w:val="1067"/>
         </w:numPr>
       </w:pPr>
       <w:r>
@@ -17280,7 +17864,7 @@
         <w:pStyle w:val="Compact"/>
         <w:numPr>
           <w:ilvl w:val="0"/>
-          <w:numId w:val="1066"/>
+          <w:numId w:val="1067"/>
         </w:numPr>
       </w:pPr>
       <w:r>
@@ -17379,7 +17963,7 @@
         <w:pStyle w:val="Compact"/>
         <w:numPr>
           <w:ilvl w:val="0"/>
-          <w:numId w:val="1067"/>
+          <w:numId w:val="1068"/>
         </w:numPr>
       </w:pPr>
       <w:r>
@@ -17416,7 +18000,7 @@
         <w:pStyle w:val="Compact"/>
         <w:numPr>
           <w:ilvl w:val="0"/>
-          <w:numId w:val="1067"/>
+          <w:numId w:val="1068"/>
         </w:numPr>
       </w:pPr>
       <w:r>
@@ -17441,7 +18025,7 @@
         <w:pStyle w:val="Compact"/>
         <w:numPr>
           <w:ilvl w:val="0"/>
-          <w:numId w:val="1067"/>
+          <w:numId w:val="1068"/>
         </w:numPr>
       </w:pPr>
       <w:r>
@@ -17453,7 +18037,7 @@
         <w:pStyle w:val="Compact"/>
         <w:numPr>
           <w:ilvl w:val="0"/>
-          <w:numId w:val="1067"/>
+          <w:numId w:val="1068"/>
         </w:numPr>
       </w:pPr>
       <w:r>
@@ -17465,7 +18049,7 @@
         <w:pStyle w:val="Compact"/>
         <w:numPr>
           <w:ilvl w:val="0"/>
-          <w:numId w:val="1067"/>
+          <w:numId w:val="1068"/>
         </w:numPr>
       </w:pPr>
       <w:r>
@@ -17489,7 +18073,7 @@
         <w:pStyle w:val="Compact"/>
         <w:numPr>
           <w:ilvl w:val="0"/>
-          <w:numId w:val="1068"/>
+          <w:numId w:val="1069"/>
         </w:numPr>
       </w:pPr>
       <w:r>
@@ -17525,7 +18109,7 @@
         <w:pStyle w:val="Compact"/>
         <w:numPr>
           <w:ilvl w:val="0"/>
-          <w:numId w:val="1068"/>
+          <w:numId w:val="1069"/>
         </w:numPr>
       </w:pPr>
       <w:r>
@@ -17547,7 +18131,7 @@
         <w:pStyle w:val="Compact"/>
         <w:numPr>
           <w:ilvl w:val="0"/>
-          <w:numId w:val="1068"/>
+          <w:numId w:val="1069"/>
         </w:numPr>
       </w:pPr>
       <w:r>
@@ -17577,7 +18161,7 @@
         <w:pStyle w:val="Compact"/>
         <w:numPr>
           <w:ilvl w:val="0"/>
-          <w:numId w:val="1068"/>
+          <w:numId w:val="1069"/>
         </w:numPr>
       </w:pPr>
       <w:r>
@@ -17589,7 +18173,7 @@
         <w:pStyle w:val="Compact"/>
         <w:numPr>
           <w:ilvl w:val="0"/>
-          <w:numId w:val="1068"/>
+          <w:numId w:val="1069"/>
         </w:numPr>
       </w:pPr>
       <w:r>
@@ -17625,7 +18209,7 @@
         <w:pStyle w:val="Compact"/>
         <w:numPr>
           <w:ilvl w:val="0"/>
-          <w:numId w:val="1069"/>
+          <w:numId w:val="1070"/>
         </w:numPr>
       </w:pPr>
       <w:r>
@@ -17637,7 +18221,7 @@
         <w:pStyle w:val="Compact"/>
         <w:numPr>
           <w:ilvl w:val="0"/>
-          <w:numId w:val="1069"/>
+          <w:numId w:val="1070"/>
         </w:numPr>
       </w:pPr>
       <w:r>
@@ -17649,7 +18233,7 @@
         <w:pStyle w:val="Compact"/>
         <w:numPr>
           <w:ilvl w:val="0"/>
-          <w:numId w:val="1069"/>
+          <w:numId w:val="1070"/>
         </w:numPr>
       </w:pPr>
       <w:r>
@@ -17661,7 +18245,7 @@
         <w:pStyle w:val="Compact"/>
         <w:numPr>
           <w:ilvl w:val="0"/>
-          <w:numId w:val="1069"/>
+          <w:numId w:val="1070"/>
         </w:numPr>
       </w:pPr>
       <w:r>
@@ -17696,7 +18280,58 @@
         <w:rPr>
           <w:rStyle w:val="VerbatimChar"/>
         </w:rPr>
-        <w:t xml:space="preserve">inactive</w:t>
+        <w:t xml:space="preserve">removed</w:t>
+      </w:r>
+      <w:r>
+        <w:t xml:space="preserve">; la seva línia</w:t>
+      </w:r>
+      <w:r>
+        <w:t xml:space="preserve"> </w:t>
+      </w:r>
+      <w:r>
+        <w:rPr>
+          <w:rStyle w:val="VerbatimChar"/>
+        </w:rPr>
+        <w:t xml:space="preserve">reader</w:t>
+      </w:r>
+      <w:r>
+        <w:t xml:space="preserve"> </w:t>
+      </w:r>
+      <w:r>
+        <w:t xml:space="preserve">es reactiva (deixa l’equip, no la biblio).</w:t>
+      </w:r>
+    </w:p>
+    <w:p>
+      <w:pPr>
+        <w:pStyle w:val="Compact"/>
+        <w:numPr>
+          <w:ilvl w:val="0"/>
+          <w:numId w:val="1070"/>
+        </w:numPr>
+      </w:pPr>
+      <w:r>
+        <w:t xml:space="preserve">Correu final a Karl + a la coordinació.</w:t>
+      </w:r>
+    </w:p>
+    <w:p>
+      <w:pPr>
+        <w:pStyle w:val="Compact"/>
+        <w:numPr>
+          <w:ilvl w:val="0"/>
+          <w:numId w:val="1070"/>
+        </w:numPr>
+      </w:pPr>
+      <w:r>
+        <w:t xml:space="preserve">Audit log:</w:t>
+      </w:r>
+      <w:r>
+        <w:t xml:space="preserve"> </w:t>
+      </w:r>
+      <w:r>
+        <w:rPr>
+          <w:rStyle w:val="VerbatimChar"/>
+        </w:rPr>
+        <w:t xml:space="preserve">2026-05-12 — pas automàtic a inactiu (raó: pending_removal expirat, cron) — actor: NULL</w:t>
       </w:r>
       <w:r>
         <w:t xml:space="preserve">.</w:t>
@@ -17704,35 +18339,51 @@
     </w:p>
     <w:p>
       <w:pPr>
-        <w:pStyle w:val="Compact"/>
-        <w:numPr>
-          <w:ilvl w:val="0"/>
-          <w:numId w:val="1069"/>
-        </w:numPr>
-      </w:pPr>
-      <w:r>
-        <w:t xml:space="preserve">Correu final a Karl + a la coordinació.</w:t>
-      </w:r>
-    </w:p>
-    <w:p>
-      <w:pPr>
-        <w:pStyle w:val="Compact"/>
-        <w:numPr>
-          <w:ilvl w:val="0"/>
-          <w:numId w:val="1069"/>
-        </w:numPr>
-      </w:pPr>
-      <w:r>
-        <w:t xml:space="preserve">Audit log:</w:t>
-      </w:r>
-      <w:r>
-        <w:t xml:space="preserve"> </w:t>
-      </w:r>
-      <w:r>
-        <w:rPr>
-          <w:rStyle w:val="VerbatimChar"/>
-        </w:rPr>
-        <w:t xml:space="preserve">2026-05-12 — pas automàtic a inactiu (raó: pending_removal expirat, cron) — actor: NULL</w:t>
+        <w:pStyle w:val="FirstParagraph"/>
+      </w:pPr>
+      <w:r>
+        <w:rPr>
+          <w:b/>
+          <w:bCs/>
+        </w:rPr>
+        <w:t xml:space="preserve">Comentari.</w:t>
+      </w:r>
+    </w:p>
+    <w:p>
+      <w:pPr>
+        <w:pStyle w:val="BodyText"/>
+      </w:pPr>
+      <w:r>
+        <w:t xml:space="preserve">És el cas de l’exclusió col·lectiva. Tres elements polítics a destacar:</w:t>
+      </w:r>
+    </w:p>
+    <w:p>
+      <w:pPr>
+        <w:pStyle w:val="Compact"/>
+        <w:numPr>
+          <w:ilvl w:val="0"/>
+          <w:numId w:val="1071"/>
+        </w:numPr>
+      </w:pPr>
+      <w:r>
+        <w:rPr>
+          <w:b/>
+          <w:bCs/>
+        </w:rPr>
+        <w:t xml:space="preserve">La caducitat ha funcionat com a possible salvaguarda</w:t>
+      </w:r>
+      <w:r>
+        <w:t xml:space="preserve">, sense que se n’hagi fet ús. Lucy i Emma haurien pogut cancel·lar; no ho han fet. El fet que ningú no hagi cancel·lat és en si mateix una</w:t>
+      </w:r>
+      <w:r>
+        <w:t xml:space="preserve"> </w:t>
+      </w:r>
+      <w:r>
+        <w:rPr>
+          <w:b/>
+          <w:bCs/>
+        </w:rPr>
+        <w:t xml:space="preserve">deliberació implícita</w:t>
       </w:r>
       <w:r>
         <w:t xml:space="preserve">.</w:t>
@@ -17740,62 +18391,10 @@
     </w:p>
     <w:p>
       <w:pPr>
-        <w:pStyle w:val="FirstParagraph"/>
-      </w:pPr>
-      <w:r>
-        <w:rPr>
-          <w:b/>
-          <w:bCs/>
-        </w:rPr>
-        <w:t xml:space="preserve">Comentari.</w:t>
-      </w:r>
-    </w:p>
-    <w:p>
-      <w:pPr>
-        <w:pStyle w:val="BodyText"/>
-      </w:pPr>
-      <w:r>
-        <w:t xml:space="preserve">És el cas de l’exclusió col·lectiva. Tres elements polítics a destacar:</w:t>
-      </w:r>
-    </w:p>
-    <w:p>
-      <w:pPr>
-        <w:pStyle w:val="Compact"/>
-        <w:numPr>
-          <w:ilvl w:val="0"/>
-          <w:numId w:val="1070"/>
-        </w:numPr>
-      </w:pPr>
-      <w:r>
-        <w:rPr>
-          <w:b/>
-          <w:bCs/>
-        </w:rPr>
-        <w:t xml:space="preserve">La caducitat ha funcionat com a possible salvaguarda</w:t>
-      </w:r>
-      <w:r>
-        <w:t xml:space="preserve">, sense que se n’hagi fet ús. Lucy i Emma haurien pogut cancel·lar; no ho han fet. El fet que ningú no hagi cancel·lat és en si mateix una</w:t>
-      </w:r>
-      <w:r>
-        <w:t xml:space="preserve"> </w:t>
-      </w:r>
-      <w:r>
-        <w:rPr>
-          <w:b/>
-          <w:bCs/>
-        </w:rPr>
-        <w:t xml:space="preserve">deliberació implícita</w:t>
-      </w:r>
-      <w:r>
-        <w:t xml:space="preserve">.</w:t>
-      </w:r>
-    </w:p>
-    <w:p>
-      <w:pPr>
-        <w:pStyle w:val="Compact"/>
-        <w:numPr>
-          <w:ilvl w:val="0"/>
-          <w:numId w:val="1070"/>
+        <w:pStyle w:val="Compact"/>
+        <w:numPr>
+          <w:ilvl w:val="0"/>
+          <w:numId w:val="1071"/>
         </w:numPr>
       </w:pPr>
       <w:r>
@@ -17817,7 +18416,7 @@
         <w:pStyle w:val="Compact"/>
         <w:numPr>
           <w:ilvl w:val="0"/>
-          <w:numId w:val="1070"/>
+          <w:numId w:val="1071"/>
         </w:numPr>
       </w:pPr>
       <w:r>
@@ -17894,7 +18493,7 @@
         <w:pStyle w:val="Compact"/>
         <w:numPr>
           <w:ilvl w:val="0"/>
-          <w:numId w:val="1071"/>
+          <w:numId w:val="1072"/>
         </w:numPr>
       </w:pPr>
       <w:r>
@@ -17931,7 +18530,7 @@
         <w:pStyle w:val="Compact"/>
         <w:numPr>
           <w:ilvl w:val="0"/>
-          <w:numId w:val="1071"/>
+          <w:numId w:val="1072"/>
         </w:numPr>
       </w:pPr>
       <w:r>
@@ -17956,7 +18555,7 @@
         <w:pStyle w:val="Compact"/>
         <w:numPr>
           <w:ilvl w:val="0"/>
-          <w:numId w:val="1071"/>
+          <w:numId w:val="1072"/>
         </w:numPr>
       </w:pPr>
       <w:r>
@@ -17984,7 +18583,7 @@
         <w:pStyle w:val="Compact"/>
         <w:numPr>
           <w:ilvl w:val="0"/>
-          <w:numId w:val="1071"/>
+          <w:numId w:val="1072"/>
         </w:numPr>
       </w:pPr>
       <w:r>
@@ -17996,7 +18595,7 @@
         <w:pStyle w:val="Compact"/>
         <w:numPr>
           <w:ilvl w:val="0"/>
-          <w:numId w:val="1071"/>
+          <w:numId w:val="1072"/>
         </w:numPr>
       </w:pPr>
       <w:r>
@@ -18020,7 +18619,7 @@
         <w:pStyle w:val="Compact"/>
         <w:numPr>
           <w:ilvl w:val="0"/>
-          <w:numId w:val="1072"/>
+          <w:numId w:val="1073"/>
         </w:numPr>
       </w:pPr>
       <w:r>
@@ -18044,7 +18643,7 @@
         <w:pStyle w:val="Compact"/>
         <w:numPr>
           <w:ilvl w:val="0"/>
-          <w:numId w:val="1072"/>
+          <w:numId w:val="1073"/>
         </w:numPr>
       </w:pPr>
       <w:r>
@@ -18066,7 +18665,7 @@
         <w:pStyle w:val="Compact"/>
         <w:numPr>
           <w:ilvl w:val="0"/>
-          <w:numId w:val="1072"/>
+          <w:numId w:val="1073"/>
         </w:numPr>
       </w:pPr>
       <w:r>
@@ -18091,7 +18690,7 @@
         <w:pStyle w:val="Compact"/>
         <w:numPr>
           <w:ilvl w:val="0"/>
-          <w:numId w:val="1072"/>
+          <w:numId w:val="1073"/>
         </w:numPr>
       </w:pPr>
       <w:r>
@@ -18103,7 +18702,7 @@
         <w:pStyle w:val="Compact"/>
         <w:numPr>
           <w:ilvl w:val="0"/>
-          <w:numId w:val="1072"/>
+          <w:numId w:val="1073"/>
         </w:numPr>
       </w:pPr>
       <w:r>
@@ -18139,7 +18738,7 @@
         <w:pStyle w:val="Compact"/>
         <w:numPr>
           <w:ilvl w:val="0"/>
-          <w:numId w:val="1073"/>
+          <w:numId w:val="1074"/>
         </w:numPr>
       </w:pPr>
       <w:r>
@@ -18158,7 +18757,7 @@
         <w:pStyle w:val="Compact"/>
         <w:numPr>
           <w:ilvl w:val="0"/>
-          <w:numId w:val="1073"/>
+          <w:numId w:val="1074"/>
         </w:numPr>
       </w:pPr>
       <w:r>
@@ -18177,7 +18776,7 @@
         <w:pStyle w:val="Compact"/>
         <w:numPr>
           <w:ilvl w:val="0"/>
-          <w:numId w:val="1073"/>
+          <w:numId w:val="1074"/>
         </w:numPr>
       </w:pPr>
       <w:r>
@@ -18196,7 +18795,7 @@
         <w:pStyle w:val="Compact"/>
         <w:numPr>
           <w:ilvl w:val="0"/>
-          <w:numId w:val="1073"/>
+          <w:numId w:val="1074"/>
         </w:numPr>
       </w:pPr>
       <w:r>
@@ -18215,7 +18814,7 @@
         <w:pStyle w:val="Compact"/>
         <w:numPr>
           <w:ilvl w:val="0"/>
-          <w:numId w:val="1073"/>
+          <w:numId w:val="1074"/>
         </w:numPr>
       </w:pPr>
       <w:r>
@@ -18327,7 +18926,7 @@
         <w:pStyle w:val="Compact"/>
         <w:numPr>
           <w:ilvl w:val="0"/>
-          <w:numId w:val="1074"/>
+          <w:numId w:val="1075"/>
         </w:numPr>
       </w:pPr>
       <w:r>
@@ -18377,7 +18976,7 @@
         <w:pStyle w:val="Compact"/>
         <w:numPr>
           <w:ilvl w:val="0"/>
-          <w:numId w:val="1074"/>
+          <w:numId w:val="1075"/>
         </w:numPr>
       </w:pPr>
       <w:r>
@@ -18421,7 +19020,7 @@
         <w:pStyle w:val="Compact"/>
         <w:numPr>
           <w:ilvl w:val="0"/>
-          <w:numId w:val="1074"/>
+          <w:numId w:val="1075"/>
         </w:numPr>
       </w:pPr>
       <w:r>
@@ -18445,7 +19044,7 @@
         <w:pStyle w:val="Compact"/>
         <w:numPr>
           <w:ilvl w:val="0"/>
-          <w:numId w:val="1075"/>
+          <w:numId w:val="1076"/>
         </w:numPr>
       </w:pPr>
       <w:r>
@@ -18458,7 +19057,7 @@
         <w:rPr>
           <w:rStyle w:val="VerbatimChar"/>
         </w:rPr>
-        <w:t xml:space="preserve">inactive</w:t>
+        <w:t xml:space="preserve">vacated</w:t>
       </w:r>
       <w:r>
         <w:t xml:space="preserve">.</w:t>
@@ -18469,7 +19068,7 @@
         <w:pStyle w:val="Compact"/>
         <w:numPr>
           <w:ilvl w:val="0"/>
-          <w:numId w:val="1075"/>
+          <w:numId w:val="1076"/>
         </w:numPr>
       </w:pPr>
       <w:r>
@@ -18481,7 +19080,7 @@
         <w:pStyle w:val="Compact"/>
         <w:numPr>
           <w:ilvl w:val="0"/>
-          <w:numId w:val="1075"/>
+          <w:numId w:val="1076"/>
         </w:numPr>
       </w:pPr>
       <w:r>
@@ -18508,7 +19107,7 @@
         <w:pStyle w:val="Compact"/>
         <w:numPr>
           <w:ilvl w:val="0"/>
-          <w:numId w:val="1075"/>
+          <w:numId w:val="1076"/>
         </w:numPr>
       </w:pPr>
       <w:r>
@@ -18527,7 +19126,7 @@
         <w:pStyle w:val="Compact"/>
         <w:numPr>
           <w:ilvl w:val="0"/>
-          <w:numId w:val="1075"/>
+          <w:numId w:val="1076"/>
         </w:numPr>
       </w:pPr>
       <w:r>
@@ -18563,7 +19162,7 @@
         <w:pStyle w:val="Compact"/>
         <w:numPr>
           <w:ilvl w:val="0"/>
-          <w:numId w:val="1076"/>
+          <w:numId w:val="1077"/>
         </w:numPr>
       </w:pPr>
       <w:r>
@@ -18590,7 +19189,7 @@
         <w:pStyle w:val="Compact"/>
         <w:numPr>
           <w:ilvl w:val="0"/>
-          <w:numId w:val="1076"/>
+          <w:numId w:val="1077"/>
         </w:numPr>
       </w:pPr>
       <w:r>
@@ -18602,11 +19201,53 @@
         <w:pStyle w:val="Compact"/>
         <w:numPr>
           <w:ilvl w:val="0"/>
-          <w:numId w:val="1076"/>
-        </w:numPr>
-      </w:pPr>
-      <w:r>
-        <w:t xml:space="preserve">16 de maig: Xavier (o un-a-e altr-e coord BLMF que ja no existeix en aquest cas, de manera que és Xavier en el seu dret transvers) coopta Voltairine com a coordinadora-a-e.</w:t>
+          <w:numId w:val="1077"/>
+        </w:numPr>
+      </w:pPr>
+      <w:r>
+        <w:t xml:space="preserve">16 de maig: Xavier, en el seu dret transvers (ja no queda cap coord BLMF per fer-ho),</w:t>
+      </w:r>
+      <w:r>
+        <w:t xml:space="preserve"> </w:t>
+      </w:r>
+      <w:r>
+        <w:rPr>
+          <w:b/>
+          <w:bCs/>
+        </w:rPr>
+        <w:t xml:space="preserve">diposita la proposta de coordinació</w:t>
+      </w:r>
+      <w:r>
+        <w:t xml:space="preserve"> </w:t>
+      </w:r>
+      <w:r>
+        <w:t xml:space="preserve">dirigida a Voltairine — librarian activa, la precondició T2 es compleix. Friedrich</w:t>
+      </w:r>
+      <w:r>
+        <w:t xml:space="preserve"> </w:t>
+      </w:r>
+      <w:r>
+        <w:rPr>
+          <w:b/>
+          <w:bCs/>
+        </w:rPr>
+        <w:t xml:space="preserve">avala</w:t>
+      </w:r>
+      <w:r>
+        <w:t xml:space="preserve">, Voltairine</w:t>
+      </w:r>
+      <w:r>
+        <w:t xml:space="preserve"> </w:t>
+      </w:r>
+      <w:r>
+        <w:rPr>
+          <w:b/>
+          <w:bCs/>
+        </w:rPr>
+        <w:t xml:space="preserve">accepta</w:t>
+      </w:r>
+      <w:r>
+        <w:t xml:space="preserve">: fins i tot en una represa d’admin de xarxa, el circuit col·legiat s’aplica íntegrament — Xavier no pot « fabricar » una coordinadora tot sol.</w:t>
       </w:r>
       <w:r>
         <w:t xml:space="preserve"> </w:t>
@@ -18619,7 +19260,7 @@
         <w:t xml:space="preserve">Informació prèvia obligatòria</w:t>
       </w:r>
       <w:r>
-        <w:t xml:space="preserve">: Xavier ha escrit a Friedrich i Voltairine 2 dies abans per anunciar l’acció. Un cop feta, l’acció queda traçada a</w:t>
+        <w:t xml:space="preserve">: Xavier ha escrit a Friedrich i Voltairine 2 dies abans per anunciar el dipòsit. L’acció queda traçada a</w:t>
       </w:r>
       <w:r>
         <w:t xml:space="preserve"> </w:t>
@@ -18782,7 +19423,7 @@
         <w:pStyle w:val="Compact"/>
         <w:numPr>
           <w:ilvl w:val="0"/>
-          <w:numId w:val="1077"/>
+          <w:numId w:val="1078"/>
         </w:numPr>
       </w:pPr>
       <w:r>
@@ -18819,7 +19460,7 @@
         <w:pStyle w:val="Compact"/>
         <w:numPr>
           <w:ilvl w:val="0"/>
-          <w:numId w:val="1077"/>
+          <w:numId w:val="1078"/>
         </w:numPr>
       </w:pPr>
       <w:r>
@@ -18831,7 +19472,7 @@
         <w:pStyle w:val="Compact"/>
         <w:numPr>
           <w:ilvl w:val="0"/>
-          <w:numId w:val="1077"/>
+          <w:numId w:val="1078"/>
         </w:numPr>
       </w:pPr>
       <w:r>
@@ -18843,7 +19484,7 @@
         <w:pStyle w:val="Compact"/>
         <w:numPr>
           <w:ilvl w:val="0"/>
-          <w:numId w:val="1077"/>
+          <w:numId w:val="1078"/>
         </w:numPr>
       </w:pPr>
       <w:r>
@@ -18867,7 +19508,7 @@
         <w:pStyle w:val="Compact"/>
         <w:numPr>
           <w:ilvl w:val="0"/>
-          <w:numId w:val="1078"/>
+          <w:numId w:val="1079"/>
         </w:numPr>
       </w:pPr>
       <w:r>
@@ -18903,7 +19544,7 @@
         <w:pStyle w:val="Compact"/>
         <w:numPr>
           <w:ilvl w:val="0"/>
-          <w:numId w:val="1078"/>
+          <w:numId w:val="1079"/>
         </w:numPr>
       </w:pPr>
       <w:r>
@@ -18930,7 +19571,7 @@
         <w:pStyle w:val="Compact"/>
         <w:numPr>
           <w:ilvl w:val="0"/>
-          <w:numId w:val="1078"/>
+          <w:numId w:val="1079"/>
         </w:numPr>
       </w:pPr>
       <w:r>
@@ -18954,7 +19595,7 @@
         <w:pStyle w:val="Compact"/>
         <w:numPr>
           <w:ilvl w:val="0"/>
-          <w:numId w:val="1079"/>
+          <w:numId w:val="1080"/>
         </w:numPr>
       </w:pPr>
       <w:r>
@@ -18994,7 +19635,7 @@
         <w:pStyle w:val="Compact"/>
         <w:numPr>
           <w:ilvl w:val="0"/>
-          <w:numId w:val="1079"/>
+          <w:numId w:val="1080"/>
         </w:numPr>
       </w:pPr>
       <w:r>
@@ -19046,7 +19687,7 @@
         <w:pStyle w:val="Compact"/>
         <w:numPr>
           <w:ilvl w:val="0"/>
-          <w:numId w:val="1080"/>
+          <w:numId w:val="1081"/>
         </w:numPr>
       </w:pPr>
       <w:r>
@@ -19070,7 +19711,7 @@
         <w:pStyle w:val="Compact"/>
         <w:numPr>
           <w:ilvl w:val="0"/>
-          <w:numId w:val="1080"/>
+          <w:numId w:val="1081"/>
         </w:numPr>
       </w:pPr>
       <w:r>
@@ -19091,7 +19732,7 @@
         <w:pStyle w:val="Compact"/>
         <w:numPr>
           <w:ilvl w:val="0"/>
-          <w:numId w:val="1080"/>
+          <w:numId w:val="1081"/>
         </w:numPr>
       </w:pPr>
       <w:r>
@@ -19103,7 +19744,7 @@
         <w:pStyle w:val="Compact"/>
         <w:numPr>
           <w:ilvl w:val="0"/>
-          <w:numId w:val="1080"/>
+          <w:numId w:val="1081"/>
         </w:numPr>
       </w:pPr>
       <w:r>
@@ -19115,7 +19756,7 @@
         <w:pStyle w:val="Compact"/>
         <w:numPr>
           <w:ilvl w:val="0"/>
-          <w:numId w:val="1080"/>
+          <w:numId w:val="1081"/>
         </w:numPr>
       </w:pPr>
       <w:r>
@@ -19545,7 +20186,7 @@
         <w:rPr>
           <w:rStyle w:val="VerbatimChar"/>
         </w:rPr>
-        <w:t xml:space="preserve">inactive</w:t>
+        <w:t xml:space="preserve">removed</w:t>
       </w:r>
       <w:r>
         <w:t xml:space="preserve"> </w:t>
@@ -19617,7 +20258,23 @@
         <w:t xml:space="preserve"> </w:t>
       </w:r>
       <w:r>
-        <w:t xml:space="preserve">que expressa la vinculació d’una persona a una biblio en un rol determinat. Una persona pot tenir diverses memberships en una mateixa biblio (multi-membership).</w:t>
+        <w:t xml:space="preserve">que expressa la vinculació d’una persona a una biblio en un rol determinat. Una persona pot tenir diverses línies en una biblio (la seva història), però</w:t>
+      </w:r>
+      <w:r>
+        <w:t xml:space="preserve"> </w:t>
+      </w:r>
+      <w:r>
+        <w:rPr>
+          <w:b/>
+          <w:bCs/>
+        </w:rPr>
+        <w:t xml:space="preserve">només una d’activa</w:t>
+      </w:r>
+      <w:r>
+        <w:t xml:space="preserve"> </w:t>
+      </w:r>
+      <w:r>
+        <w:t xml:space="preserve">alhora (rol exclusiu, cf. §5.6).</w:t>
       </w:r>
     </w:p>
     <w:p>
@@ -19635,7 +20292,23 @@
         <w:t xml:space="preserve"> </w:t>
       </w:r>
       <w:r>
-        <w:t xml:space="preserve">— Possibilitat de tenir diverses línies de membership per a una mateixa persona en una mateixa biblio, amb rols diferents.</w:t>
+        <w:t xml:space="preserve">— Model històric en què una mateixa persona podia tenir diverses línies de membership</w:t>
+      </w:r>
+      <w:r>
+        <w:t xml:space="preserve"> </w:t>
+      </w:r>
+      <w:r>
+        <w:rPr>
+          <w:i/>
+          <w:iCs/>
+        </w:rPr>
+        <w:t xml:space="preserve">actives</w:t>
+      </w:r>
+      <w:r>
+        <w:t xml:space="preserve"> </w:t>
+      </w:r>
+      <w:r>
+        <w:t xml:space="preserve">en una mateixa biblio, amb rols diferents. Abandonat el maig de 2026 a favor del rol exclusiu (§5.6).</w:t>
       </w:r>
     </w:p>
     <w:p>
@@ -19961,29 +20634,447 @@
               <w:rPr>
                 <w:rStyle w:val="VerbatimChar"/>
               </w:rPr>
-              <w:t xml:space="preserve">fn_team_promote_to_librarian</w:t>
-            </w:r>
-          </w:p>
-        </w:tc>
-        <w:tc>
-          <w:tcPr/>
-          <w:p>
-            <w:pPr>
-              <w:pStyle w:val="Compact"/>
-            </w:pPr>
-            <w:r>
-              <w:t xml:space="preserve">T1</w:t>
-            </w:r>
-          </w:p>
-        </w:tc>
-        <w:tc>
-          <w:tcPr/>
-          <w:p>
-            <w:pPr>
-              <w:pStyle w:val="Compact"/>
-            </w:pPr>
-            <w:r>
-              <w:t xml:space="preserve">Cooptació</w:t>
+              <w:t xml:space="preserve">fn_team_propose_invitation</w:t>
+            </w:r>
+          </w:p>
+        </w:tc>
+        <w:tc>
+          <w:tcPr/>
+          <w:p>
+            <w:pPr>
+              <w:pStyle w:val="Compact"/>
+            </w:pPr>
+            <w:r>
+              <w:t xml:space="preserve">T1, T2, T2b</w:t>
+            </w:r>
+          </w:p>
+        </w:tc>
+        <w:tc>
+          <w:tcPr/>
+          <w:p>
+            <w:pPr>
+              <w:pStyle w:val="Compact"/>
+            </w:pPr>
+            <w:r>
+              <w:t xml:space="preserve">Dipositar una proposta (acollida o coordinació)</w:t>
+            </w:r>
+          </w:p>
+        </w:tc>
+      </w:tr>
+      <w:tr>
+        <w:tc>
+          <w:tcPr/>
+          <w:p>
+            <w:pPr>
+              <w:pStyle w:val="Compact"/>
+            </w:pPr>
+            <w:r>
+              <w:rPr>
+                <w:rStyle w:val="VerbatimChar"/>
+              </w:rPr>
+              <w:t xml:space="preserve">fn_team_ratify_invitation</w:t>
+            </w:r>
+          </w:p>
+        </w:tc>
+        <w:tc>
+          <w:tcPr/>
+          <w:p>
+            <w:pPr>
+              <w:pStyle w:val="Compact"/>
+            </w:pPr>
+            <w:r>
+              <w:t xml:space="preserve">T1, T2, T2b</w:t>
+            </w:r>
+          </w:p>
+        </w:tc>
+        <w:tc>
+          <w:tcPr/>
+          <w:p>
+            <w:pPr>
+              <w:pStyle w:val="Compact"/>
+            </w:pPr>
+            <w:r>
+              <w:t xml:space="preserve">Avalar una proposta (quòrum)</w:t>
+            </w:r>
+          </w:p>
+        </w:tc>
+      </w:tr>
+      <w:tr>
+        <w:tc>
+          <w:tcPr/>
+          <w:p>
+            <w:pPr>
+              <w:pStyle w:val="Compact"/>
+            </w:pPr>
+            <w:r>
+              <w:rPr>
+                <w:rStyle w:val="VerbatimChar"/>
+              </w:rPr>
+              <w:t xml:space="preserve">fn_team_accept_invitation</w:t>
+            </w:r>
+          </w:p>
+        </w:tc>
+        <w:tc>
+          <w:tcPr/>
+          <w:p>
+            <w:pPr>
+              <w:pStyle w:val="Compact"/>
+            </w:pPr>
+            <w:r>
+              <w:t xml:space="preserve">T1, T2, T2b</w:t>
+            </w:r>
+          </w:p>
+        </w:tc>
+        <w:tc>
+          <w:tcPr/>
+          <w:p>
+            <w:pPr>
+              <w:pStyle w:val="Compact"/>
+            </w:pPr>
+            <w:r>
+              <w:t xml:space="preserve">Acceptar la càrrega — és aquest gest el que promou</w:t>
+            </w:r>
+          </w:p>
+        </w:tc>
+      </w:tr>
+      <w:tr>
+        <w:tc>
+          <w:tcPr/>
+          <w:p>
+            <w:pPr>
+              <w:pStyle w:val="Compact"/>
+            </w:pPr>
+            <w:r>
+              <w:rPr>
+                <w:rStyle w:val="VerbatimChar"/>
+              </w:rPr>
+              <w:t xml:space="preserve">fn_team_decline_invitation</w:t>
+            </w:r>
+          </w:p>
+        </w:tc>
+        <w:tc>
+          <w:tcPr/>
+          <w:p>
+            <w:pPr>
+              <w:pStyle w:val="Compact"/>
+            </w:pPr>
+            <w:r>
+              <w:t xml:space="preserve">T1, T2, T2b</w:t>
+            </w:r>
+          </w:p>
+        </w:tc>
+        <w:tc>
+          <w:tcPr/>
+          <w:p>
+            <w:pPr>
+              <w:pStyle w:val="Compact"/>
+            </w:pPr>
+            <w:r>
+              <w:t xml:space="preserve">Refusar la càrrega (no costa res)</w:t>
+            </w:r>
+          </w:p>
+        </w:tc>
+      </w:tr>
+      <w:tr>
+        <w:tc>
+          <w:tcPr/>
+          <w:p>
+            <w:pPr>
+              <w:pStyle w:val="Compact"/>
+            </w:pPr>
+            <w:r>
+              <w:rPr>
+                <w:rStyle w:val="VerbatimChar"/>
+              </w:rPr>
+              <w:t xml:space="preserve">fn_team_revoke_invitation</w:t>
+            </w:r>
+          </w:p>
+        </w:tc>
+        <w:tc>
+          <w:tcPr/>
+          <w:p>
+            <w:pPr>
+              <w:pStyle w:val="Compact"/>
+            </w:pPr>
+            <w:r>
+              <w:t xml:space="preserve">T1, T2, T2b</w:t>
+            </w:r>
+          </w:p>
+        </w:tc>
+        <w:tc>
+          <w:tcPr/>
+          <w:p>
+            <w:pPr>
+              <w:pStyle w:val="Compact"/>
+            </w:pPr>
+            <w:r>
+              <w:t xml:space="preserve">Revocar una proposta dipositada per error</w:t>
+            </w:r>
+          </w:p>
+        </w:tc>
+      </w:tr>
+      <w:tr>
+        <w:tc>
+          <w:tcPr/>
+          <w:p>
+            <w:pPr>
+              <w:pStyle w:val="Compact"/>
+            </w:pPr>
+            <w:r>
+              <w:rPr>
+                <w:rStyle w:val="VerbatimChar"/>
+              </w:rPr>
+              <w:t xml:space="preserve">fn_team_expire_invitations</w:t>
+            </w:r>
+          </w:p>
+        </w:tc>
+        <w:tc>
+          <w:tcPr/>
+          <w:p>
+            <w:pPr>
+              <w:pStyle w:val="Compact"/>
+            </w:pPr>
+            <w:r>
+              <w:t xml:space="preserve">T1, T2, T2b</w:t>
+            </w:r>
+          </w:p>
+        </w:tc>
+        <w:tc>
+          <w:tcPr/>
+          <w:p>
+            <w:pPr>
+              <w:pStyle w:val="Compact"/>
+            </w:pPr>
+            <w:r>
+              <w:t xml:space="preserve">Cron: caducitat de les propostes (30 dies)</w:t>
+            </w:r>
+          </w:p>
+        </w:tc>
+      </w:tr>
+      <w:tr>
+        <w:tc>
+          <w:tcPr/>
+          <w:p>
+            <w:pPr>
+              <w:pStyle w:val="Compact"/>
+            </w:pPr>
+            <w:r>
+              <w:rPr>
+                <w:rStyle w:val="VerbatimChar"/>
+              </w:rPr>
+              <w:t xml:space="preserve">fn_team_self_demote</w:t>
+            </w:r>
+          </w:p>
+        </w:tc>
+        <w:tc>
+          <w:tcPr/>
+          <w:p>
+            <w:pPr>
+              <w:pStyle w:val="Compact"/>
+            </w:pPr>
+            <w:r>
+              <w:t xml:space="preserve">T3, T4</w:t>
+            </w:r>
+          </w:p>
+        </w:tc>
+        <w:tc>
+          <w:tcPr/>
+          <w:p>
+            <w:pPr>
+              <w:pStyle w:val="Compact"/>
+            </w:pPr>
+            <w:r>
+              <w:t xml:space="preserve">Auto-retrogradació (« faig el relleu »)</w:t>
+            </w:r>
+          </w:p>
+        </w:tc>
+      </w:tr>
+      <w:tr>
+        <w:tc>
+          <w:tcPr/>
+          <w:p>
+            <w:pPr>
+              <w:pStyle w:val="Compact"/>
+            </w:pPr>
+            <w:r>
+              <w:rPr>
+                <w:rStyle w:val="VerbatimChar"/>
+              </w:rPr>
+              <w:t xml:space="preserve">fn_team_request_remove_member</w:t>
+            </w:r>
+          </w:p>
+        </w:tc>
+        <w:tc>
+          <w:tcPr/>
+          <w:p>
+            <w:pPr>
+              <w:pStyle w:val="Compact"/>
+            </w:pPr>
+            <w:r>
+              <w:t xml:space="preserve">T5</w:t>
+            </w:r>
+          </w:p>
+        </w:tc>
+        <w:tc>
+          <w:tcPr/>
+          <w:p>
+            <w:pPr>
+              <w:pStyle w:val="Compact"/>
+            </w:pPr>
+            <w:r>
+              <w:t xml:space="preserve">Sol·licitud de retirada amb caducitat 7d</w:t>
+            </w:r>
+          </w:p>
+        </w:tc>
+      </w:tr>
+      <w:tr>
+        <w:tc>
+          <w:tcPr/>
+          <w:p>
+            <w:pPr>
+              <w:pStyle w:val="Compact"/>
+            </w:pPr>
+            <w:r>
+              <w:rPr>
+                <w:rStyle w:val="VerbatimChar"/>
+              </w:rPr>
+              <w:t xml:space="preserve">fn_team_cancel_remove_member</w:t>
+            </w:r>
+          </w:p>
+        </w:tc>
+        <w:tc>
+          <w:tcPr/>
+          <w:p>
+            <w:pPr>
+              <w:pStyle w:val="Compact"/>
+            </w:pPr>
+            <w:r>
+              <w:t xml:space="preserve">T8</w:t>
+            </w:r>
+          </w:p>
+        </w:tc>
+        <w:tc>
+          <w:tcPr/>
+          <w:p>
+            <w:pPr>
+              <w:pStyle w:val="Compact"/>
+            </w:pPr>
+            <w:r>
+              <w:t xml:space="preserve">Cancel·lació d’una sol·licitud de retirada</w:t>
+            </w:r>
+          </w:p>
+        </w:tc>
+      </w:tr>
+      <w:tr>
+        <w:tc>
+          <w:tcPr/>
+          <w:p>
+            <w:pPr>
+              <w:pStyle w:val="Compact"/>
+            </w:pPr>
+            <w:r>
+              <w:rPr>
+                <w:rStyle w:val="VerbatimChar"/>
+              </w:rPr>
+              <w:t xml:space="preserve">fn_team_suspend_member</w:t>
+            </w:r>
+          </w:p>
+        </w:tc>
+        <w:tc>
+          <w:tcPr/>
+          <w:p>
+            <w:pPr>
+              <w:pStyle w:val="Compact"/>
+            </w:pPr>
+            <w:r>
+              <w:t xml:space="preserve">T6</w:t>
+            </w:r>
+          </w:p>
+        </w:tc>
+        <w:tc>
+          <w:tcPr/>
+          <w:p>
+            <w:pPr>
+              <w:pStyle w:val="Compact"/>
+            </w:pPr>
+            <w:r>
+              <w:t xml:space="preserve">Suspensió immediata (mesura conservatòria)</w:t>
+            </w:r>
+          </w:p>
+        </w:tc>
+      </w:tr>
+      <w:tr>
+        <w:tc>
+          <w:tcPr/>
+          <w:p>
+            <w:pPr>
+              <w:pStyle w:val="Compact"/>
+            </w:pPr>
+            <w:r>
+              <w:rPr>
+                <w:rStyle w:val="VerbatimChar"/>
+              </w:rPr>
+              <w:t xml:space="preserve">fn_team_unsuspend_member</w:t>
+            </w:r>
+          </w:p>
+        </w:tc>
+        <w:tc>
+          <w:tcPr/>
+          <w:p>
+            <w:pPr>
+              <w:pStyle w:val="Compact"/>
+            </w:pPr>
+            <w:r>
+              <w:t xml:space="preserve">T7</w:t>
+            </w:r>
+          </w:p>
+        </w:tc>
+        <w:tc>
+          <w:tcPr/>
+          <w:p>
+            <w:pPr>
+              <w:pStyle w:val="Compact"/>
+            </w:pPr>
+            <w:r>
+              <w:t xml:space="preserve">Aixecament de la suspensió</w:t>
+            </w:r>
+          </w:p>
+        </w:tc>
+      </w:tr>
+      <w:tr>
+        <w:tc>
+          <w:tcPr/>
+          <w:p>
+            <w:pPr>
+              <w:pStyle w:val="Compact"/>
+            </w:pPr>
+            <w:r>
+              <w:rPr>
+                <w:rStyle w:val="VerbatimChar"/>
+              </w:rPr>
+              <w:t xml:space="preserve">fn_validate_physical_account</w:t>
+            </w:r>
+          </w:p>
+        </w:tc>
+        <w:tc>
+          <w:tcPr/>
+          <w:p>
+            <w:pPr>
+              <w:pStyle w:val="Compact"/>
+            </w:pPr>
+            <w:r>
+              <w:t xml:space="preserve">—</w:t>
+            </w:r>
+          </w:p>
+        </w:tc>
+        <w:tc>
+          <w:tcPr/>
+          <w:p>
+            <w:pPr>
+              <w:pStyle w:val="Compact"/>
+            </w:pPr>
+            <w:r>
+              <w:t xml:space="preserve">Validació física d’un-a-e</w:t>
             </w:r>
             <w:r>
               <w:t xml:space="preserve"> </w:t>
@@ -19994,320 +21085,6 @@
               </w:rPr>
               <w:t xml:space="preserve">reader</w:t>
             </w:r>
-            <w:r>
-              <w:t xml:space="preserve"> </w:t>
-            </w:r>
-            <w:r>
-              <w:t xml:space="preserve">→</w:t>
-            </w:r>
-            <w:r>
-              <w:t xml:space="preserve"> </w:t>
-            </w:r>
-            <w:r>
-              <w:rPr>
-                <w:rStyle w:val="VerbatimChar"/>
-              </w:rPr>
-              <w:t xml:space="preserve">librarian</w:t>
-            </w:r>
-          </w:p>
-        </w:tc>
-      </w:tr>
-      <w:tr>
-        <w:tc>
-          <w:tcPr/>
-          <w:p>
-            <w:pPr>
-              <w:pStyle w:val="Compact"/>
-            </w:pPr>
-            <w:r>
-              <w:rPr>
-                <w:rStyle w:val="VerbatimChar"/>
-              </w:rPr>
-              <w:t xml:space="preserve">fn_team_promote_to_coordenador</w:t>
-            </w:r>
-          </w:p>
-        </w:tc>
-        <w:tc>
-          <w:tcPr/>
-          <w:p>
-            <w:pPr>
-              <w:pStyle w:val="Compact"/>
-            </w:pPr>
-            <w:r>
-              <w:t xml:space="preserve">T2</w:t>
-            </w:r>
-          </w:p>
-        </w:tc>
-        <w:tc>
-          <w:tcPr/>
-          <w:p>
-            <w:pPr>
-              <w:pStyle w:val="Compact"/>
-            </w:pPr>
-            <w:r>
-              <w:t xml:space="preserve">Cooptació</w:t>
-            </w:r>
-            <w:r>
-              <w:t xml:space="preserve"> </w:t>
-            </w:r>
-            <w:r>
-              <w:rPr>
-                <w:rStyle w:val="VerbatimChar"/>
-              </w:rPr>
-              <w:t xml:space="preserve">librarian</w:t>
-            </w:r>
-            <w:r>
-              <w:t xml:space="preserve"> </w:t>
-            </w:r>
-            <w:r>
-              <w:t xml:space="preserve">→</w:t>
-            </w:r>
-            <w:r>
-              <w:t xml:space="preserve"> </w:t>
-            </w:r>
-            <w:r>
-              <w:rPr>
-                <w:rStyle w:val="VerbatimChar"/>
-              </w:rPr>
-              <w:t xml:space="preserve">coordenador</w:t>
-            </w:r>
-          </w:p>
-        </w:tc>
-      </w:tr>
-      <w:tr>
-        <w:tc>
-          <w:tcPr/>
-          <w:p>
-            <w:pPr>
-              <w:pStyle w:val="Compact"/>
-            </w:pPr>
-            <w:r>
-              <w:rPr>
-                <w:rStyle w:val="VerbatimChar"/>
-              </w:rPr>
-              <w:t xml:space="preserve">fn_team_self_demote</w:t>
-            </w:r>
-          </w:p>
-        </w:tc>
-        <w:tc>
-          <w:tcPr/>
-          <w:p>
-            <w:pPr>
-              <w:pStyle w:val="Compact"/>
-            </w:pPr>
-            <w:r>
-              <w:t xml:space="preserve">T3, T4</w:t>
-            </w:r>
-          </w:p>
-        </w:tc>
-        <w:tc>
-          <w:tcPr/>
-          <w:p>
-            <w:pPr>
-              <w:pStyle w:val="Compact"/>
-            </w:pPr>
-            <w:r>
-              <w:t xml:space="preserve">Auto-retrogradació (« faig el relleu »)</w:t>
-            </w:r>
-          </w:p>
-        </w:tc>
-      </w:tr>
-      <w:tr>
-        <w:tc>
-          <w:tcPr/>
-          <w:p>
-            <w:pPr>
-              <w:pStyle w:val="Compact"/>
-            </w:pPr>
-            <w:r>
-              <w:rPr>
-                <w:rStyle w:val="VerbatimChar"/>
-              </w:rPr>
-              <w:t xml:space="preserve">fn_team_request_remove_member</w:t>
-            </w:r>
-          </w:p>
-        </w:tc>
-        <w:tc>
-          <w:tcPr/>
-          <w:p>
-            <w:pPr>
-              <w:pStyle w:val="Compact"/>
-            </w:pPr>
-            <w:r>
-              <w:t xml:space="preserve">T5</w:t>
-            </w:r>
-          </w:p>
-        </w:tc>
-        <w:tc>
-          <w:tcPr/>
-          <w:p>
-            <w:pPr>
-              <w:pStyle w:val="Compact"/>
-            </w:pPr>
-            <w:r>
-              <w:t xml:space="preserve">Sol·licitud de retirada amb caducitat 7d</w:t>
-            </w:r>
-          </w:p>
-        </w:tc>
-      </w:tr>
-      <w:tr>
-        <w:tc>
-          <w:tcPr/>
-          <w:p>
-            <w:pPr>
-              <w:pStyle w:val="Compact"/>
-            </w:pPr>
-            <w:r>
-              <w:rPr>
-                <w:rStyle w:val="VerbatimChar"/>
-              </w:rPr>
-              <w:t xml:space="preserve">fn_team_cancel_remove_member</w:t>
-            </w:r>
-          </w:p>
-        </w:tc>
-        <w:tc>
-          <w:tcPr/>
-          <w:p>
-            <w:pPr>
-              <w:pStyle w:val="Compact"/>
-            </w:pPr>
-            <w:r>
-              <w:t xml:space="preserve">T8</w:t>
-            </w:r>
-          </w:p>
-        </w:tc>
-        <w:tc>
-          <w:tcPr/>
-          <w:p>
-            <w:pPr>
-              <w:pStyle w:val="Compact"/>
-            </w:pPr>
-            <w:r>
-              <w:t xml:space="preserve">Cancel·lació d’una sol·licitud de retirada</w:t>
-            </w:r>
-          </w:p>
-        </w:tc>
-      </w:tr>
-      <w:tr>
-        <w:tc>
-          <w:tcPr/>
-          <w:p>
-            <w:pPr>
-              <w:pStyle w:val="Compact"/>
-            </w:pPr>
-            <w:r>
-              <w:rPr>
-                <w:rStyle w:val="VerbatimChar"/>
-              </w:rPr>
-              <w:t xml:space="preserve">fn_team_suspend_member</w:t>
-            </w:r>
-          </w:p>
-        </w:tc>
-        <w:tc>
-          <w:tcPr/>
-          <w:p>
-            <w:pPr>
-              <w:pStyle w:val="Compact"/>
-            </w:pPr>
-            <w:r>
-              <w:t xml:space="preserve">T6</w:t>
-            </w:r>
-          </w:p>
-        </w:tc>
-        <w:tc>
-          <w:tcPr/>
-          <w:p>
-            <w:pPr>
-              <w:pStyle w:val="Compact"/>
-            </w:pPr>
-            <w:r>
-              <w:t xml:space="preserve">Suspensió immediata (mesura conservatòria)</w:t>
-            </w:r>
-          </w:p>
-        </w:tc>
-      </w:tr>
-      <w:tr>
-        <w:tc>
-          <w:tcPr/>
-          <w:p>
-            <w:pPr>
-              <w:pStyle w:val="Compact"/>
-            </w:pPr>
-            <w:r>
-              <w:rPr>
-                <w:rStyle w:val="VerbatimChar"/>
-              </w:rPr>
-              <w:t xml:space="preserve">fn_team_unsuspend_member</w:t>
-            </w:r>
-          </w:p>
-        </w:tc>
-        <w:tc>
-          <w:tcPr/>
-          <w:p>
-            <w:pPr>
-              <w:pStyle w:val="Compact"/>
-            </w:pPr>
-            <w:r>
-              <w:t xml:space="preserve">T7</w:t>
-            </w:r>
-          </w:p>
-        </w:tc>
-        <w:tc>
-          <w:tcPr/>
-          <w:p>
-            <w:pPr>
-              <w:pStyle w:val="Compact"/>
-            </w:pPr>
-            <w:r>
-              <w:t xml:space="preserve">Aixecament de la suspensió</w:t>
-            </w:r>
-          </w:p>
-        </w:tc>
-      </w:tr>
-      <w:tr>
-        <w:tc>
-          <w:tcPr/>
-          <w:p>
-            <w:pPr>
-              <w:pStyle w:val="Compact"/>
-            </w:pPr>
-            <w:r>
-              <w:rPr>
-                <w:rStyle w:val="VerbatimChar"/>
-              </w:rPr>
-              <w:t xml:space="preserve">fn_validate_physical_account</w:t>
-            </w:r>
-          </w:p>
-        </w:tc>
-        <w:tc>
-          <w:tcPr/>
-          <w:p>
-            <w:pPr>
-              <w:pStyle w:val="Compact"/>
-            </w:pPr>
-            <w:r>
-              <w:t xml:space="preserve">—</w:t>
-            </w:r>
-          </w:p>
-        </w:tc>
-        <w:tc>
-          <w:tcPr/>
-          <w:p>
-            <w:pPr>
-              <w:pStyle w:val="Compact"/>
-            </w:pPr>
-            <w:r>
-              <w:t xml:space="preserve">Validació física d’un-a-e</w:t>
-            </w:r>
-            <w:r>
-              <w:t xml:space="preserve"> </w:t>
-            </w:r>
-            <w:r>
-              <w:rPr>
-                <w:rStyle w:val="VerbatimChar"/>
-              </w:rPr>
-              <w:t xml:space="preserve">reader</w:t>
-            </w:r>
           </w:p>
         </w:tc>
       </w:tr>
@@ -20353,7 +21130,7 @@
               <w:rPr>
                 <w:rStyle w:val="VerbatimChar"/>
               </w:rPr>
-              <w:t xml:space="preserve">inactive</w:t>
+              <w:t xml:space="preserve">removed</w:t>
             </w:r>
             <w:r>
               <w:t xml:space="preserve"> </w:t>
@@ -20403,6 +21180,128 @@
         </w:tc>
       </w:tr>
     </w:tbl>
+    <w:p>
+      <w:pPr>
+        <w:pStyle w:val="BodyText"/>
+      </w:pPr>
+      <w:r>
+        <w:rPr>
+          <w:i/>
+          <w:iCs/>
+        </w:rPr>
+        <w:t xml:space="preserve">Les antigues promocions directes</w:t>
+      </w:r>
+      <w:r>
+        <w:rPr>
+          <w:i/>
+          <w:iCs/>
+        </w:rPr>
+        <w:t xml:space="preserve"> </w:t>
+      </w:r>
+      <w:r>
+        <w:rPr>
+          <w:rStyle w:val="VerbatimChar"/>
+          <w:i/>
+          <w:iCs/>
+        </w:rPr>
+        <w:t xml:space="preserve">fn_team_promote_to_librarian</w:t>
+      </w:r>
+      <w:r>
+        <w:rPr>
+          <w:i/>
+          <w:iCs/>
+        </w:rPr>
+        <w:t xml:space="preserve"> </w:t>
+      </w:r>
+      <w:r>
+        <w:rPr>
+          <w:i/>
+          <w:iCs/>
+        </w:rPr>
+        <w:t xml:space="preserve">i</w:t>
+      </w:r>
+      <w:r>
+        <w:rPr>
+          <w:i/>
+          <w:iCs/>
+        </w:rPr>
+        <w:t xml:space="preserve"> </w:t>
+      </w:r>
+      <w:r>
+        <w:rPr>
+          <w:rStyle w:val="VerbatimChar"/>
+          <w:i/>
+          <w:iCs/>
+        </w:rPr>
+        <w:t xml:space="preserve">fn_team_promote_to_coordenador</w:t>
+      </w:r>
+      <w:r>
+        <w:rPr>
+          <w:i/>
+          <w:iCs/>
+        </w:rPr>
+        <w:t xml:space="preserve"> </w:t>
+      </w:r>
+      <w:r>
+        <w:rPr>
+          <w:i/>
+          <w:iCs/>
+        </w:rPr>
+        <w:t xml:space="preserve">estan</w:t>
+      </w:r>
+      <w:r>
+        <w:rPr>
+          <w:i/>
+          <w:iCs/>
+        </w:rPr>
+        <w:t xml:space="preserve"> </w:t>
+      </w:r>
+      <w:r>
+        <w:rPr>
+          <w:b/>
+          <w:bCs/>
+          <w:i/>
+          <w:iCs/>
+        </w:rPr>
+        <w:t xml:space="preserve">condemnades</w:t>
+      </w:r>
+      <w:r>
+        <w:rPr>
+          <w:i/>
+          <w:iCs/>
+        </w:rPr>
+        <w:t xml:space="preserve"> </w:t>
+      </w:r>
+      <w:r>
+        <w:rPr>
+          <w:i/>
+          <w:iCs/>
+        </w:rPr>
+        <w:t xml:space="preserve">(26/08 i 01/09/2026): refusen amb</w:t>
+      </w:r>
+      <w:r>
+        <w:rPr>
+          <w:i/>
+          <w:iCs/>
+        </w:rPr>
+        <w:t xml:space="preserve"> </w:t>
+      </w:r>
+      <w:r>
+        <w:rPr>
+          <w:rStyle w:val="VerbatimChar"/>
+          <w:i/>
+          <w:iCs/>
+        </w:rPr>
+        <w:t xml:space="preserve">collegiality_required</w:t>
+      </w:r>
+      <w:r>
+        <w:rPr>
+          <w:i/>
+          <w:iCs/>
+        </w:rPr>
+        <w:t xml:space="preserve">, indicant el camí en tres temps. Només figuren aquí perquè el seu nom, creuat en un document vell, no faci creure en un camí actiu.</w:t>
+      </w:r>
+    </w:p>
     <w:bookmarkEnd w:id="166"/>
     <w:bookmarkStart w:id="167" w:name="funcions-dadmin-de-xarxa"/>
     <w:p>
@@ -21608,7 +22507,7 @@
         <w:pStyle w:val="Compact"/>
         <w:numPr>
           <w:ilvl w:val="0"/>
-          <w:numId w:val="1081"/>
+          <w:numId w:val="1082"/>
         </w:numPr>
       </w:pPr>
       <w:r>
@@ -21629,7 +22528,7 @@
         <w:pStyle w:val="Compact"/>
         <w:numPr>
           <w:ilvl w:val="0"/>
-          <w:numId w:val="1081"/>
+          <w:numId w:val="1082"/>
         </w:numPr>
       </w:pPr>
       <w:r>
@@ -21650,7 +22549,7 @@
         <w:pStyle w:val="Compact"/>
         <w:numPr>
           <w:ilvl w:val="0"/>
-          <w:numId w:val="1081"/>
+          <w:numId w:val="1082"/>
         </w:numPr>
       </w:pPr>
       <w:r>
@@ -21671,7 +22570,7 @@
         <w:pStyle w:val="Compact"/>
         <w:numPr>
           <w:ilvl w:val="0"/>
-          <w:numId w:val="1081"/>
+          <w:numId w:val="1082"/>
         </w:numPr>
       </w:pPr>
       <w:r>
@@ -22519,6 +23418,9 @@
     <w:abstractNumId w:val="991"/>
   </w:num>
   <w:num w:numId="1063">
+    <w:abstractNumId w:val="991"/>
+  </w:num>
+  <w:num w:numId="1064">
     <w:abstractNumId w:val="99411"/>
     <w:lvlOverride w:ilvl="0">
       <w:startOverride w:val="1"/>
@@ -22548,10 +23450,10 @@
       <w:startOverride w:val="1"/>
     </w:lvlOverride>
   </w:num>
-  <w:num w:numId="1064">
+  <w:num w:numId="1065">
     <w:abstractNumId w:val="991"/>
   </w:num>
-  <w:num w:numId="1065">
+  <w:num w:numId="1066">
     <w:abstractNumId w:val="99411"/>
     <w:lvlOverride w:ilvl="0">
       <w:startOverride w:val="1"/>
@@ -22581,10 +23483,10 @@
       <w:startOverride w:val="1"/>
     </w:lvlOverride>
   </w:num>
-  <w:num w:numId="1066">
+  <w:num w:numId="1067">
     <w:abstractNumId w:val="991"/>
   </w:num>
-  <w:num w:numId="1067">
+  <w:num w:numId="1068">
     <w:abstractNumId w:val="99411"/>
     <w:lvlOverride w:ilvl="0">
       <w:startOverride w:val="1"/>
@@ -22614,9 +23516,6 @@
       <w:startOverride w:val="1"/>
     </w:lvlOverride>
   </w:num>
-  <w:num w:numId="1068">
-    <w:abstractNumId w:val="991"/>
-  </w:num>
   <w:num w:numId="1069">
     <w:abstractNumId w:val="991"/>
   </w:num>
@@ -22624,6 +23523,9 @@
     <w:abstractNumId w:val="991"/>
   </w:num>
   <w:num w:numId="1071">
+    <w:abstractNumId w:val="991"/>
+  </w:num>
+  <w:num w:numId="1072">
     <w:abstractNumId w:val="99411"/>
     <w:lvlOverride w:ilvl="0">
       <w:startOverride w:val="1"/>
@@ -22653,13 +23555,13 @@
       <w:startOverride w:val="1"/>
     </w:lvlOverride>
   </w:num>
-  <w:num w:numId="1072">
-    <w:abstractNumId w:val="991"/>
-  </w:num>
   <w:num w:numId="1073">
     <w:abstractNumId w:val="991"/>
   </w:num>
   <w:num w:numId="1074">
+    <w:abstractNumId w:val="991"/>
+  </w:num>
+  <w:num w:numId="1075">
     <w:abstractNumId w:val="99411"/>
     <w:lvlOverride w:ilvl="0">
       <w:startOverride w:val="1"/>
@@ -22689,13 +23591,13 @@
       <w:startOverride w:val="1"/>
     </w:lvlOverride>
   </w:num>
-  <w:num w:numId="1075">
-    <w:abstractNumId w:val="991"/>
-  </w:num>
   <w:num w:numId="1076">
     <w:abstractNumId w:val="991"/>
   </w:num>
   <w:num w:numId="1077">
+    <w:abstractNumId w:val="991"/>
+  </w:num>
+  <w:num w:numId="1078">
     <w:abstractNumId w:val="99411"/>
     <w:lvlOverride w:ilvl="0">
       <w:startOverride w:val="1"/>
@@ -22725,9 +23627,6 @@
       <w:startOverride w:val="1"/>
     </w:lvlOverride>
   </w:num>
-  <w:num w:numId="1078">
-    <w:abstractNumId w:val="991"/>
-  </w:num>
   <w:num w:numId="1079">
     <w:abstractNumId w:val="991"/>
   </w:num>
@@ -22735,6 +23634,9 @@
     <w:abstractNumId w:val="991"/>
   </w:num>
   <w:num w:numId="1081">
+    <w:abstractNumId w:val="991"/>
+  </w:num>
+  <w:num w:numId="1082">
     <w:abstractNumId w:val="991"/>
   </w:num>
 </w:numbering>
